--- a/a08/A08_JVM_Observation.docx
+++ b/a08/A08_JVM_Observation.docx
@@ -43,15 +43,30 @@
         <w:spacing w:after="80"/>
       </w:pPr>
       <w:r>
-        <w:t>No Java writing here. Compile a provided class, read its bytecode with javap, trace instructions through the operand stack, and explain what each one does. Then run a second provided program that stresses the heap, observe the GC log, and explain what the log reveals about how the JVM manages memory.</w:t>
+        <w:rPr/>
+        <w:t xml:space="preserve">In this assignment, you will look inside the JVM — not by writing </w:t>
       </w:r>
-    </w:p>
-    <w:p>
-      <w:pPr>
-        <w:spacing w:after="80"/>
-      </w:pPr>
       <w:r>
-        <w:t>Everything you need is provided.</w:t>
+        <w:rPr>
+          <w:rFonts w:ascii="Courier New" w:hAnsi="Courier New" w:cs="Courier New"/>
+          <w:color w:val="17375E"/>
+        </w:rPr>
+        <w:t>new</w:t>
+      </w:r>
+      <w:r>
+        <w:rPr/>
+        <w:t xml:space="preserve"> code, but by examining what the compiler produces. You will compile a provided class, read its bytecode using </w:t>
+      </w:r>
+      <w:r>
+        <w:rPr>
+          <w:rFonts w:ascii="Courier New" w:hAnsi="Courier New" w:cs="Courier New"/>
+          <w:color w:val="17375E"/>
+        </w:rPr>
+        <w:t>javap</w:t>
+      </w:r>
+      <w:r>
+        <w:rPr/>
+        <w:t>, trace a method call through the operand stack, and explain what each instruction does. You will then run a second program that stresses the heap, observe the garbage-collection log, and explain what the log reveals about how the JVM manages memory.</w:t>
       </w:r>
     </w:p>
     <w:p>
@@ -63,72 +78,69 @@
           <w:b/>
           <w:sz w:val="24"/>
         </w:rPr>
-        <w:t>Learning Objectives</w:t>
+        <w:t>General Instructions</w:t>
       </w:r>
     </w:p>
     <w:p>
       <w:pPr>
-        <w:pStyle w:val="ListNumber"/>
-        <w:spacing w:after="40"/>
+        <w:spacing w:after="80"/>
       </w:pPr>
       <w:r>
-        <w:t>Explain how Java's compilation pipeline differs from native compilation and describe the role of the JVM in enabling platform portability.</w:t>
+        <w:rPr/>
+        <w:t>You will run several experiments and record your answers directly in this document, then submit it to Gradescope. The following files are provided:</w:t>
       </w:r>
     </w:p>
     <w:p>
       <w:pPr>
-        <w:pStyle w:val="ListNumber"/>
+        <w:pStyle w:val="ListBullet"/>
         <w:spacing w:after="40"/>
       </w:pPr>
       <w:r>
-        <w:t>Read and interpret bytecode using javap -c, trace a method call through the JVM's operand stack, and describe the structure of a call frame.</w:t>
+        <w:rPr>
+          <w:rFonts w:ascii="Courier New" w:hAnsi="Courier New" w:cs="Courier New"/>
+          <w:color w:val="17375E"/>
+        </w:rPr>
+        <w:t>IntMath.java</w:t>
+      </w:r>
+      <w:r>
+        <w:rPr/>
+        <w:t xml:space="preserve"> — an arithmetic class with three </w:t>
+      </w:r>
+      <w:r>
+        <w:rPr>
+          <w:rFonts w:ascii="Courier New" w:hAnsi="Courier New" w:cs="Courier New"/>
+          <w:color w:val="17375E"/>
+        </w:rPr>
+        <w:t>static</w:t>
+      </w:r>
+      <w:r>
+        <w:rPr/>
+        <w:t xml:space="preserve"> methods. Compile it and examine its bytecode.</w:t>
       </w:r>
     </w:p>
     <w:p>
       <w:pPr>
-        <w:pStyle w:val="ListNumber"/>
+        <w:pStyle w:val="ListBullet"/>
         <w:spacing w:after="40"/>
-      </w:pPr>
-      <w:r>
-        <w:t>Describe the JVM's runtime memory areas, explain the generational garbage-collection model, and trace a Minor GC cycle through the heap.</w:t>
-      </w:r>
-    </w:p>
-    <w:p>
-      <w:pPr>
-        <w:spacing w:before="200" w:after="80"/>
       </w:pPr>
       <w:r>
         <w:rPr>
-          <w:b/>
-          <w:sz w:val="24"/>
+          <w:rFonts w:ascii="Courier New" w:hAnsi="Courier New" w:cs="Courier New"/>
+          <w:color w:val="17375E"/>
         </w:rPr>
-        <w:t>Provided Files</w:t>
+        <w:t>HeapStress.java</w:t>
       </w:r>
-    </w:p>
-    <w:p>
-      <w:pPr>
-        <w:spacing w:after="80"/>
-      </w:pPr>
       <w:r>
-        <w:t>The following files are included with this assignment:</w:t>
+        <w:rPr/>
+        <w:t xml:space="preserve"> — a program that allocates many </w:t>
       </w:r>
-    </w:p>
-    <w:p>
-      <w:pPr>
-        <w:pStyle w:val="ListBullet"/>
-        <w:spacing w:after="40"/>
-      </w:pPr>
       <w:r>
-        <w:t>IntMath.java — an arithmetic class with three static methods. Compile it and examine its bytecode.</w:t>
+        <w:rPr/>
+        <w:t>short</w:t>
       </w:r>
-    </w:p>
-    <w:p>
-      <w:pPr>
-        <w:pStyle w:val="ListBullet"/>
-        <w:spacing w:after="40"/>
-      </w:pPr>
       <w:r>
-        <w:t>HeapStress.java — a program that allocates many short-lived objects to trigger garbage collection. Run it with GC logging enabled and interpret the output.</w:t>
+        <w:rPr/>
+        <w:t>-lived objects to trigger garbage collection. Run it with GC logging enabled and interpret the output.</w:t>
       </w:r>
     </w:p>
     <w:p>
@@ -148,6 +160,7 @@
         <w:spacing w:after="80"/>
       </w:pPr>
       <w:r>
+        <w:rPr/>
         <w:t>Verify Java 21 or later is installed:</w:t>
       </w:r>
     </w:p>
@@ -197,7 +210,19 @@
         <w:spacing w:after="80"/>
       </w:pPr>
       <w:r>
-        <w:t>Run all commands below from the directory containing the .java files.</w:t>
+        <w:rPr/>
+        <w:t>Run all commands below from the directory containing the .</w:t>
+      </w:r>
+      <w:r>
+        <w:rPr>
+          <w:rFonts w:ascii="Courier New" w:hAnsi="Courier New" w:cs="Courier New"/>
+          <w:color w:val="17375E"/>
+        </w:rPr>
+        <w:t>java</w:t>
+      </w:r>
+      <w:r>
+        <w:rPr/>
+        <w:t xml:space="preserve"> files.</w:t>
       </w:r>
     </w:p>
     <w:p>
@@ -217,6 +242,7 @@
         <w:spacing w:after="80"/>
       </w:pPr>
       <w:r>
+        <w:rPr/>
         <w:t>Step 1: Compile.</w:t>
       </w:r>
     </w:p>
@@ -257,6 +283,7 @@
         <w:spacing w:after="80"/>
       </w:pPr>
       <w:r>
+        <w:rPr/>
         <w:t>Step 2: Disassemble.</w:t>
       </w:r>
     </w:p>
@@ -296,9 +323,22 @@
       <w:pPr>
         <w:spacing w:after="80"/>
       </w:pPr>
+      <w:hyperlink r:id="rId16">
+        <w:r>
+          <w:rPr>
+            <w:color w:val="0563C1"/>
+            <w:u w:val="single"/>
+          </w:rPr>
+          <w:t>https://docs.oracle.com/javase/specs/jvms/se21/html/jvms-6.html</w:t>
+        </w:r>
+      </w:hyperlink>
       <w:r>
-        <w:lastRenderedPageBreak/>
-        <w:t>Keep the bytecode output visible as you answer the questions. Refer to the JVM Instruction Reference at https://docs.oracle.com/javase/specs/jvms/se21/html/jvms-6.html as needed.</w:t>
+        <w:rPr/>
+        <w:t xml:space="preserve">Keep the bytecode output visible as you answer the questions. Refer to the JVM Instruction Reference at </w:t>
+      </w:r>
+      <w:r>
+        <w:rPr/>
+        <w:t xml:space="preserve"> as needed.</w:t>
       </w:r>
     </w:p>
     <w:p>
@@ -323,6 +363,7 @@
         <w:t xml:space="preserve">Q1.  </w:t>
       </w:r>
       <w:r>
+        <w:rPr/>
         <w:t>What is the first instruction in add()? Where does its operand come from, and what does it push onto the stack?</w:t>
       </w:r>
     </w:p>
@@ -373,6 +414,7 @@
         <w:t xml:space="preserve">Q2.  </w:t>
       </w:r>
       <w:r>
+        <w:rPr/>
         <w:t>Trace the operand stack step by step through the entire add() method. Write each step as: [] → &lt;instruction&gt; → [stack contents, top on right].</w:t>
       </w:r>
     </w:p>
@@ -423,7 +465,41 @@
         <w:t xml:space="preserve">Q3.  </w:t>
       </w:r>
       <w:r>
-        <w:t>What does ireturn do? Could the compiler use lreturn or dreturn here instead? Explain why or why not.</w:t>
+        <w:rPr/>
+        <w:t xml:space="preserve">What does </w:t>
+      </w:r>
+      <w:r>
+        <w:rPr>
+          <w:rFonts w:ascii="Courier New" w:hAnsi="Courier New" w:cs="Courier New"/>
+          <w:color w:val="17375E"/>
+        </w:rPr>
+        <w:t>ireturn</w:t>
+      </w:r>
+      <w:r>
+        <w:rPr/>
+        <w:t xml:space="preserve"> do? Could the compiler use </w:t>
+      </w:r>
+      <w:r>
+        <w:rPr>
+          <w:rFonts w:ascii="Courier New" w:hAnsi="Courier New" w:cs="Courier New"/>
+          <w:color w:val="17375E"/>
+        </w:rPr>
+        <w:t>lreturn</w:t>
+      </w:r>
+      <w:r>
+        <w:rPr/>
+        <w:t xml:space="preserve"> or </w:t>
+      </w:r>
+      <w:r>
+        <w:rPr>
+          <w:rFonts w:ascii="Courier New" w:hAnsi="Courier New" w:cs="Courier New"/>
+          <w:color w:val="17375E"/>
+        </w:rPr>
+        <w:t>dreturn</w:t>
+      </w:r>
+      <w:r>
+        <w:rPr/>
+        <w:t xml:space="preserve"> here instead? Explain why or why not.</w:t>
       </w:r>
     </w:p>
     <w:tbl>
@@ -484,7 +560,19 @@
         <w:t xml:space="preserve">Q4.  </w:t>
       </w:r>
       <w:r>
-        <w:t>Find the instruction that performs the recursive call factorial(n-1). Write its mnemonic. What does the mnemonic tell you about how the JVM handles dispatch for static methods?</w:t>
+        <w:rPr/>
+        <w:t xml:space="preserve">Find the instruction that performs the recursive call factorial(n-1). Write its mnemonic. What does the mnemonic tell you about how the JVM handles dispatch for </w:t>
+      </w:r>
+      <w:r>
+        <w:rPr>
+          <w:rFonts w:ascii="Courier New" w:hAnsi="Courier New" w:cs="Courier New"/>
+          <w:color w:val="17375E"/>
+        </w:rPr>
+        <w:t>static</w:t>
+      </w:r>
+      <w:r>
+        <w:rPr/>
+        <w:t xml:space="preserve"> methods?</w:t>
       </w:r>
     </w:p>
     <w:tbl>
@@ -534,6 +622,7 @@
         <w:t xml:space="preserve">Q5.  </w:t>
       </w:r>
       <w:r>
+        <w:rPr/>
         <w:t>Identify the branch instruction in factorial() and its target offset. Under what condition does the JVM take the branch? What happens if it does not?</w:t>
       </w:r>
     </w:p>
@@ -581,11 +670,44 @@
         <w:rPr>
           <w:b/>
         </w:rPr>
-        <w:lastRenderedPageBreak/>
         <w:t xml:space="preserve">Q6.  </w:t>
       </w:r>
       <w:r>
-        <w:t>Look at the bytecode for factorial(). Count how many invokestatic instructions appear in the method. Based on what you see in the bytecode — not what you already know — what does the presence or absence of a loop (goto) instruction tell you about whether javac converted the recursion to an iterative form? State your conclusion about tail-call optimization from this evidence alone.</w:t>
+        <w:rPr/>
+        <w:t xml:space="preserve">Look at the bytecode for factorial(). Count how many </w:t>
+      </w:r>
+      <w:r>
+        <w:rPr>
+          <w:rFonts w:ascii="Courier New" w:hAnsi="Courier New" w:cs="Courier New"/>
+          <w:color w:val="17375E"/>
+        </w:rPr>
+        <w:t>invokestatic</w:t>
+      </w:r>
+      <w:r>
+        <w:rPr/>
+        <w:t xml:space="preserve"> instructions appear in the method. Based on what you see in the bytecode — not what you already know — what does the presence or absence of a loop (</w:t>
+      </w:r>
+      <w:r>
+        <w:rPr>
+          <w:rFonts w:ascii="Courier New" w:hAnsi="Courier New" w:cs="Courier New"/>
+          <w:color w:val="17375E"/>
+        </w:rPr>
+        <w:t>goto</w:t>
+      </w:r>
+      <w:r>
+        <w:rPr/>
+        <w:t xml:space="preserve">) instruction tell you about whether </w:t>
+      </w:r>
+      <w:r>
+        <w:rPr>
+          <w:rFonts w:ascii="Courier New" w:hAnsi="Courier New" w:cs="Courier New"/>
+          <w:color w:val="17375E"/>
+        </w:rPr>
+        <w:t>javac</w:t>
+      </w:r>
+      <w:r>
+        <w:rPr/>
+        <w:t xml:space="preserve"> converted the recursion to an iterative form? State your conclusion about tail-call optimization from this evidence alone.</w:t>
       </w:r>
     </w:p>
     <w:tbl>
@@ -640,6 +762,7 @@
         <w:spacing w:after="80"/>
       </w:pPr>
       <w:r>
+        <w:rPr/>
         <w:t>Q7.  Copy the complete bytecode for the square() method and annotate every instruction. For each instruction provide: (a) its full name, (b) what it pops, (c) what it pushes. Use inline comments. Example format:</w:t>
       </w:r>
     </w:p>
@@ -743,6 +866,7 @@
         <w:spacing w:after="80"/>
       </w:pPr>
       <w:r>
+        <w:rPr/>
         <w:t>Paste your annotated square() bytecode here:</w:t>
       </w:r>
     </w:p>
@@ -799,7 +923,19 @@
         <w:spacing w:after="80"/>
       </w:pPr>
       <w:r>
-        <w:t>Step 1: Compile HeapStress.java.</w:t>
+        <w:rPr/>
+        <w:t xml:space="preserve">Step 1: Compile </w:t>
+      </w:r>
+      <w:r>
+        <w:rPr>
+          <w:rFonts w:ascii="Courier New" w:hAnsi="Courier New" w:cs="Courier New"/>
+          <w:color w:val="17375E"/>
+        </w:rPr>
+        <w:t>HeapStress.java</w:t>
+      </w:r>
+      <w:r>
+        <w:rPr/>
+        <w:t>.</w:t>
       </w:r>
     </w:p>
     <w:tbl>
@@ -839,6 +975,7 @@
         <w:spacing w:after="80"/>
       </w:pPr>
       <w:r>
+        <w:rPr/>
         <w:t>Step 2: Run with GC logging. The -Xms and -Xmx flags constrain the heap to make GC events easier to observe.</w:t>
       </w:r>
     </w:p>
@@ -879,6 +1016,7 @@
         <w:spacing w:after="80"/>
       </w:pPr>
       <w:r>
+        <w:rPr/>
         <w:t>Step 3: Open gc.log in a text editor. The first section contains JVM initialization lines; scroll past these to find the first GC event (look for a line containing "Pause Young" or "GC(0)").</w:t>
       </w:r>
     </w:p>
@@ -887,6 +1025,7 @@
         <w:spacing w:after="80"/>
       </w:pPr>
       <w:r>
+        <w:rPr/>
         <w:t>Note: Exact numbers will vary by platform, OS, and JVM version. Answer questions by interpreting the patterns you see, not by matching specific values.</w:t>
       </w:r>
     </w:p>
@@ -911,7 +1050,19 @@
         <w:t xml:space="preserve">Q8.  </w:t>
       </w:r>
       <w:r>
-        <w:t>At the very top of your gc.log file, the JVM prints several initialization lines. One of them identifies the exact JVM build, for example: "[0.001s][info][gc] Using Garbage First" appears near lines that include the full JVM version string (look for a line containing the words "VM version" or the output of java -version). Paste the exact line from gc.log that identifies the JVM version, including any build number and vendor information. This value is machine-specific and will differ from classmate to classmate.</w:t>
+        <w:rPr/>
+        <w:t xml:space="preserve">At the very top of your gc.log file, the JVM prints several initialization lines. One of them identifies the exact JVM build, for example: "[0.001s][info][gc] Using Garbage First" appears near lines that include the full JVM version string (look for a line containing the words "VM version" or the output of </w:t>
+      </w:r>
+      <w:r>
+        <w:rPr>
+          <w:rFonts w:ascii="Courier New" w:hAnsi="Courier New" w:cs="Courier New"/>
+          <w:color w:val="17375E"/>
+        </w:rPr>
+        <w:t>java</w:t>
+      </w:r>
+      <w:r>
+        <w:rPr/>
+        <w:t xml:space="preserve"> -version). Paste the exact line from gc.log that identifies the JVM version, including any build number and vendor information. This value is machine-specific and will differ from classmate to classmate.</w:t>
       </w:r>
     </w:p>
     <w:tbl>
@@ -956,6 +1107,7 @@
         <w:t xml:space="preserve">Q9.  </w:t>
       </w:r>
       <w:r>
+        <w:rPr/>
         <w:t>Which garbage collector is the JVM using? Locate the relevant line in gc.log and write its full name.</w:t>
       </w:r>
     </w:p>
@@ -1006,6 +1158,7 @@
         <w:t xml:space="preserve">Q10.  </w:t>
       </w:r>
       <w:r>
+        <w:rPr/>
         <w:t>Find the first GC event in gc.log. To help orient your grader, begin your answer with the exact uptime value (e.g., "2.345s") shown on that log line — this is the number of seconds since the JVM started, printed just before the event tag. Then copy the single summary line for that event (it typically ends with something like "9M-&gt;2M(16M) 2.235s"). Identify: (a) heap in use before, (b) heap in use after, (c) total heap capacity, (d) pause duration.</w:t>
       </w:r>
     </w:p>
@@ -1056,6 +1209,7 @@
         <w:t xml:space="preserve">Q11.  </w:t>
       </w:r>
       <w:r>
+        <w:rPr/>
         <w:t>After Phase 1 of HeapStress (the loop that keeps every 100th allocation), look for relevant GC log lines. Describe in your own words what happened to surviving objects between Minor GC events.</w:t>
       </w:r>
     </w:p>
@@ -1106,6 +1260,7 @@
         <w:t xml:space="preserve">Q12.  </w:t>
       </w:r>
       <w:r>
+        <w:rPr/>
         <w:t>Phase 4 calls .clear() on both lists, dropping all references. Did a GC event occur immediately after? If so, describe it. If not, explain why the JVM might not collect freed objects right away.</w:t>
       </w:r>
     </w:p>
@@ -1153,10 +1308,10 @@
         <w:rPr>
           <w:b/>
         </w:rPr>
-        <w:lastRenderedPageBreak/>
         <w:t xml:space="preserve">Q13.  </w:t>
       </w:r>
       <w:r>
+        <w:rPr/>
         <w:t>In 2–3 sentences, explain the generational hypothesis and why it makes GC efficient. Use at least one concrete number from your gc.log to support your answer.</w:t>
       </w:r>
     </w:p>
@@ -1218,6 +1373,7 @@
         <w:spacing w:after="80"/>
       </w:pPr>
       <w:r>
+        <w:rPr/>
         <w:t>Submit a single PDF named A08_&lt;BU-ID&gt;.pdf containing your written answers to all Part A and Part B questions, Q9, the fully annotated square() bytecode for Q7, and the copied GC log line for Q10.</w:t>
       </w:r>
     </w:p>
@@ -1226,7 +1382,19 @@
         <w:spacing w:after="80"/>
       </w:pPr>
       <w:r>
-        <w:t>Do not submit .java files, .class files, or gc.log.</w:t>
+        <w:rPr/>
+        <w:t>Do not submit .</w:t>
+      </w:r>
+      <w:r>
+        <w:rPr>
+          <w:rFonts w:ascii="Courier New" w:hAnsi="Courier New" w:cs="Courier New"/>
+          <w:color w:val="17375E"/>
+        </w:rPr>
+        <w:t>java</w:t>
+      </w:r>
+      <w:r>
+        <w:rPr/>
+        <w:t xml:space="preserve"> files, .class files, or gc.log.</w:t>
       </w:r>
     </w:p>
     <w:sectPr>

--- a/a08/A08_JVM_Observation.docx
+++ b/a08/A08_JVM_Observation.docx
@@ -1,6 +1,6 @@
 
 <file path=word/document.xml><?xml version="1.0" encoding="utf-8"?>
-<w:document xmlns:wpc="http://schemas.microsoft.com/office/word/2010/wordprocessingCanvas" xmlns:cx="http://schemas.microsoft.com/office/drawing/2014/chartex" xmlns:cx1="http://schemas.microsoft.com/office/drawing/2015/9/8/chartex" xmlns:cx2="http://schemas.microsoft.com/office/drawing/2015/10/21/chartex" xmlns:cx3="http://schemas.microsoft.com/office/drawing/2016/5/9/chartex" xmlns:cx4="http://schemas.microsoft.com/office/drawing/2016/5/10/chartex" xmlns:cx5="http://schemas.microsoft.com/office/drawing/2016/5/11/chartex" xmlns:cx6="http://schemas.microsoft.com/office/drawing/2016/5/12/chartex" xmlns:cx7="http://schemas.microsoft.com/office/drawing/2016/5/13/chartex" xmlns:cx8="http://schemas.microsoft.com/office/drawing/2016/5/14/chartex" xmlns:mc="http://schemas.openxmlformats.org/markup-compatibility/2006" xmlns:m="http://schemas.openxmlformats.org/officeDocument/2006/math" xmlns:aink="http://schemas.microsoft.com/office/drawing/2016/ink" xmlns:am3d="http://schemas.microsoft.com/office/drawing/2017/model3d" xmlns:oel="http://schemas.microsoft.com/office/2019/extlst" xmlns:r="http://schemas.openxmlformats.org/officeDocument/2006/relationships" xmlns:wp14="http://schemas.microsoft.com/office/word/2010/wordprocessingDrawing" xmlns:wp="http://schemas.openxmlformats.org/drawingml/2006/wordprocessingDrawing" xmlns:wpg="http://schemas.microsoft.com/office/word/2010/wordprocessingGroup" xmlns:wpi="http://schemas.microsoft.com/office/word/2010/wordprocessingInk" xmlns:wps="http://schemas.microsoft.com/office/word/2010/wordprocessingShape" xmlns:o="urn:schemas-microsoft-com:office:office" xmlns:v="urn:schemas-microsoft-com:vml" xmlns:w10="urn:schemas-microsoft-com:office:word" xmlns:w="http://schemas.openxmlformats.org/wordprocessingml/2006/main" xmlns:w14="http://schemas.microsoft.com/office/word/2010/wordml" xmlns:w15="http://schemas.microsoft.com/office/word/2012/wordml" xmlns:w16cei="http://schemas.microsoft.com/office/word/2026/wordml/cei" xmlns:w16cex="http://schemas.microsoft.com/office/word/2018/wordml/cex" xmlns:w16cid="http://schemas.microsoft.com/office/word/2016/wordml/cid" xmlns:w16="http://schemas.microsoft.com/office/word/2018/wordml" xmlns:w16sdtdh="http://schemas.microsoft.com/office/word/2020/wordml/sdtdatahash" xmlns:w16sdtfl="http://schemas.microsoft.com/office/word/2024/wordml/sdtformatlock" xmlns:w16se="http://schemas.microsoft.com/office/word/2015/wordml/symex" xmlns:w16du="http://schemas.microsoft.com/office/word/2023/wordml/word16du" xmlns:wne="http://schemas.microsoft.com/office/word/2006/wordml" mc:Ignorable="w14 w15 w16se w16cid w16 w16cex w16sdtdh w16sdtfl w16du wp14">
+<w:document xmlns:wpc="http://schemas.microsoft.com/office/word/2010/wordprocessingCanvas" xmlns:cx="http://schemas.microsoft.com/office/drawing/2014/chartex" xmlns:cx1="http://schemas.microsoft.com/office/drawing/2015/9/8/chartex" xmlns:cx2="http://schemas.microsoft.com/office/drawing/2015/10/21/chartex" xmlns:cx3="http://schemas.microsoft.com/office/drawing/2016/5/9/chartex" xmlns:cx4="http://schemas.microsoft.com/office/drawing/2016/5/10/chartex" xmlns:cx5="http://schemas.microsoft.com/office/drawing/2016/5/11/chartex" xmlns:cx6="http://schemas.microsoft.com/office/drawing/2016/5/12/chartex" xmlns:cx7="http://schemas.microsoft.com/office/drawing/2016/5/13/chartex" xmlns:cx8="http://schemas.microsoft.com/office/drawing/2016/5/14/chartex" xmlns:mc="http://schemas.openxmlformats.org/markup-compatibility/2006" xmlns:aink="http://schemas.microsoft.com/office/drawing/2016/ink" xmlns:am3d="http://schemas.microsoft.com/office/drawing/2017/model3d" xmlns:o="urn:schemas-microsoft-com:office:office" xmlns:oel="http://schemas.microsoft.com/office/2019/extlst" xmlns:r="http://schemas.openxmlformats.org/officeDocument/2006/relationships" xmlns:m="http://schemas.openxmlformats.org/officeDocument/2006/math" xmlns:v="urn:schemas-microsoft-com:vml" xmlns:wp14="http://schemas.microsoft.com/office/word/2010/wordprocessingDrawing" xmlns:wp="http://schemas.openxmlformats.org/drawingml/2006/wordprocessingDrawing" xmlns:w10="urn:schemas-microsoft-com:office:word" xmlns:w="http://schemas.openxmlformats.org/wordprocessingml/2006/main" xmlns:w14="http://schemas.microsoft.com/office/word/2010/wordml" xmlns:w15="http://schemas.microsoft.com/office/word/2012/wordml" xmlns:w16cex="http://schemas.microsoft.com/office/word/2018/wordml/cex" xmlns:w16cid="http://schemas.microsoft.com/office/word/2016/wordml/cid" xmlns:w16="http://schemas.microsoft.com/office/word/2018/wordml" xmlns:w16du="http://schemas.microsoft.com/office/word/2023/wordml/word16du" xmlns:w16sdtdh="http://schemas.microsoft.com/office/word/2020/wordml/sdtdatahash" xmlns:w16sdtfl="http://schemas.microsoft.com/office/word/2024/wordml/sdtformatlock" xmlns:w16se="http://schemas.microsoft.com/office/word/2015/wordml/symex" xmlns:wpg="http://schemas.microsoft.com/office/word/2010/wordprocessingGroup" xmlns:wpi="http://schemas.microsoft.com/office/word/2010/wordprocessingInk" xmlns:wne="http://schemas.microsoft.com/office/word/2006/wordml" xmlns:wps="http://schemas.microsoft.com/office/word/2010/wordprocessingShape" mc:Ignorable="w14 w15 w16se w16cid w16 w16cex w16sdtdh w16sdtfl w16du wp14">
   <w:body>
     <w:p>
       <w:pPr>
@@ -43,7 +43,6 @@
         <w:spacing w:after="80"/>
       </w:pPr>
       <w:r>
-        <w:rPr/>
         <w:t xml:space="preserve">In this assignment, you will look inside the JVM — not by writing </w:t>
       </w:r>
       <w:r>
@@ -54,9 +53,9 @@
         <w:t>new</w:t>
       </w:r>
       <w:r>
-        <w:rPr/>
         <w:t xml:space="preserve"> code, but by examining what the compiler produces. You will compile a provided class, read its bytecode using </w:t>
       </w:r>
+      <w:proofErr w:type="spellStart"/>
       <w:r>
         <w:rPr>
           <w:rFonts w:ascii="Courier New" w:hAnsi="Courier New" w:cs="Courier New"/>
@@ -64,8 +63,8 @@
         </w:rPr>
         <w:t>javap</w:t>
       </w:r>
-      <w:r>
-        <w:rPr/>
+      <w:proofErr w:type="spellEnd"/>
+      <w:r>
         <w:t>, trace a method call through the operand stack, and explain what each instruction does. You will then run a second program that stresses the heap, observe the garbage-collection log, and explain what the log reveals about how the JVM manages memory.</w:t>
       </w:r>
     </w:p>
@@ -86,8 +85,23 @@
         <w:spacing w:after="80"/>
       </w:pPr>
       <w:r>
-        <w:rPr/>
-        <w:t>You will run several experiments and record your answers directly in this document, then submit it to Gradescope. The following files are provided:</w:t>
+        <w:t xml:space="preserve">You will run several experiments and record your answers directly in this document, then submit </w:t>
+      </w:r>
+      <w:proofErr w:type="gramStart"/>
+      <w:r>
+        <w:t>it</w:t>
+      </w:r>
+      <w:proofErr w:type="gramEnd"/>
+      <w:r>
+        <w:t xml:space="preserve"> to </w:t>
+      </w:r>
+      <w:proofErr w:type="spellStart"/>
+      <w:r>
+        <w:t>Gradescope</w:t>
+      </w:r>
+      <w:proofErr w:type="spellEnd"/>
+      <w:r>
+        <w:t>. The following files are provided:</w:t>
       </w:r>
     </w:p>
     <w:p>
@@ -103,7 +117,6 @@
         <w:t>IntMath.java</w:t>
       </w:r>
       <w:r>
-        <w:rPr/>
         <w:t xml:space="preserve"> — an arithmetic class with three </w:t>
       </w:r>
       <w:r>
@@ -114,7 +127,6 @@
         <w:t>static</w:t>
       </w:r>
       <w:r>
-        <w:rPr/>
         <w:t xml:space="preserve"> methods. Compile it and examine its bytecode.</w:t>
       </w:r>
     </w:p>
@@ -131,16 +143,7 @@
         <w:t>HeapStress.java</w:t>
       </w:r>
       <w:r>
-        <w:rPr/>
-        <w:t xml:space="preserve"> — a program that allocates many </w:t>
-      </w:r>
-      <w:r>
-        <w:rPr/>
-        <w:t>short</w:t>
-      </w:r>
-      <w:r>
-        <w:rPr/>
-        <w:t>-lived objects to trigger garbage collection. Run it with GC logging enabled and interpret the output.</w:t>
+        <w:t xml:space="preserve"> — a program that allocates many short-lived objects to trigger garbage collection. Run it with GC logging enabled and interpret the output.</w:t>
       </w:r>
     </w:p>
     <w:p>
@@ -160,7 +163,6 @@
         <w:spacing w:after="80"/>
       </w:pPr>
       <w:r>
-        <w:rPr/>
         <w:t>Verify Java 21 or later is installed:</w:t>
       </w:r>
     </w:p>
@@ -189,12 +191,21 @@
             </w:r>
           </w:p>
           <w:p>
+            <w:proofErr w:type="spellStart"/>
             <w:r>
               <w:rPr>
                 <w:rFonts w:ascii="Courier New" w:hAnsi="Courier New"/>
                 <w:sz w:val="19"/>
               </w:rPr>
-              <w:t>javac -version</w:t>
+              <w:t>javac</w:t>
+            </w:r>
+            <w:proofErr w:type="spellEnd"/>
+            <w:r>
+              <w:rPr>
+                <w:rFonts w:ascii="Courier New" w:hAnsi="Courier New"/>
+                <w:sz w:val="19"/>
+              </w:rPr>
+              <w:t xml:space="preserve"> -version</w:t>
             </w:r>
           </w:p>
         </w:tc>
@@ -210,7 +221,6 @@
         <w:spacing w:after="80"/>
       </w:pPr>
       <w:r>
-        <w:rPr/>
         <w:t>Run all commands below from the directory containing the .</w:t>
       </w:r>
       <w:r>
@@ -221,7 +231,6 @@
         <w:t>java</w:t>
       </w:r>
       <w:r>
-        <w:rPr/>
         <w:t xml:space="preserve"> files.</w:t>
       </w:r>
     </w:p>
@@ -242,7 +251,6 @@
         <w:spacing w:after="80"/>
       </w:pPr>
       <w:r>
-        <w:rPr/>
         <w:t>Step 1: Compile.</w:t>
       </w:r>
     </w:p>
@@ -262,12 +270,21 @@
             <w:shd w:val="clear" w:color="auto" w:fill="F0F0F0"/>
           </w:tcPr>
           <w:p>
+            <w:proofErr w:type="spellStart"/>
             <w:r>
               <w:rPr>
                 <w:rFonts w:ascii="Courier New" w:hAnsi="Courier New"/>
                 <w:sz w:val="19"/>
               </w:rPr>
-              <w:t>javac IntMath.java</w:t>
+              <w:t>javac</w:t>
+            </w:r>
+            <w:proofErr w:type="spellEnd"/>
+            <w:r>
+              <w:rPr>
+                <w:rFonts w:ascii="Courier New" w:hAnsi="Courier New"/>
+                <w:sz w:val="19"/>
+              </w:rPr>
+              <w:t xml:space="preserve"> IntMath.java</w:t>
             </w:r>
           </w:p>
         </w:tc>
@@ -283,7 +300,6 @@
         <w:spacing w:after="80"/>
       </w:pPr>
       <w:r>
-        <w:rPr/>
         <w:t>Step 2: Disassemble.</w:t>
       </w:r>
     </w:p>
@@ -303,13 +319,31 @@
             <w:shd w:val="clear" w:color="auto" w:fill="F0F0F0"/>
           </w:tcPr>
           <w:p>
+            <w:proofErr w:type="spellStart"/>
             <w:r>
               <w:rPr>
                 <w:rFonts w:ascii="Courier New" w:hAnsi="Courier New"/>
                 <w:sz w:val="19"/>
               </w:rPr>
-              <w:t>javap -c IntMath</w:t>
+              <w:t>javap</w:t>
             </w:r>
+            <w:proofErr w:type="spellEnd"/>
+            <w:r>
+              <w:rPr>
+                <w:rFonts w:ascii="Courier New" w:hAnsi="Courier New"/>
+                <w:sz w:val="19"/>
+              </w:rPr>
+              <w:t xml:space="preserve"> -c </w:t>
+            </w:r>
+            <w:proofErr w:type="spellStart"/>
+            <w:r>
+              <w:rPr>
+                <w:rFonts w:ascii="Courier New" w:hAnsi="Courier New"/>
+                <w:sz w:val="19"/>
+              </w:rPr>
+              <w:t>IntMath</w:t>
+            </w:r>
+            <w:proofErr w:type="spellEnd"/>
           </w:p>
         </w:tc>
       </w:tr>
@@ -323,7 +357,7 @@
       <w:pPr>
         <w:spacing w:after="80"/>
       </w:pPr>
-      <w:hyperlink r:id="rId16">
+      <w:hyperlink r:id="rId8">
         <w:r>
           <w:rPr>
             <w:color w:val="0563C1"/>
@@ -333,12 +367,10 @@
         </w:r>
       </w:hyperlink>
       <w:r>
-        <w:rPr/>
-        <w:t xml:space="preserve">Keep the bytecode output visible as you answer the questions. Refer to the JVM Instruction Reference at </w:t>
-      </w:r>
-      <w:r>
-        <w:rPr/>
-        <w:t xml:space="preserve"> as needed.</w:t>
+        <w:t xml:space="preserve"> </w:t>
+      </w:r>
+      <w:r>
+        <w:t>Keep the bytecode output visible as you answer the questions. Refer to the JVM Instruction Reference at as needed.</w:t>
       </w:r>
     </w:p>
     <w:p>
@@ -349,8 +381,30 @@
         <w:rPr>
           <w:b/>
         </w:rPr>
-        <w:t>The add() method</w:t>
-      </w:r>
+        <w:t xml:space="preserve">The </w:t>
+      </w:r>
+      <w:proofErr w:type="gramStart"/>
+      <w:r>
+        <w:rPr>
+          <w:rFonts w:ascii="Courier New" w:hAnsi="Courier New" w:cs="Courier New"/>
+          <w:b/>
+        </w:rPr>
+        <w:t>add</w:t>
+      </w:r>
+      <w:r>
+        <w:rPr>
+          <w:rFonts w:asciiTheme="minorHAnsi" w:hAnsiTheme="minorHAnsi" w:cs="Courier New"/>
+          <w:b/>
+        </w:rPr>
+        <w:t xml:space="preserve"> </w:t>
+      </w:r>
+      <w:r>
+        <w:rPr>
+          <w:b/>
+        </w:rPr>
+        <w:t>method</w:t>
+      </w:r>
+      <w:proofErr w:type="gramEnd"/>
     </w:p>
     <w:p>
       <w:pPr>
@@ -363,8 +417,16 @@
         <w:t xml:space="preserve">Q1.  </w:t>
       </w:r>
       <w:r>
-        <w:rPr/>
-        <w:t>What is the first instruction in add()? Where does its operand come from, and what does it push onto the stack?</w:t>
+        <w:t xml:space="preserve">What is the first instruction in </w:t>
+      </w:r>
+      <w:r>
+        <w:rPr>
+          <w:rFonts w:ascii="Courier New" w:hAnsi="Courier New" w:cs="Courier New"/>
+        </w:rPr>
+        <w:t>add</w:t>
+      </w:r>
+      <w:r>
+        <w:t>? Where does its operand come from, and what does it push onto the stack?</w:t>
       </w:r>
     </w:p>
     <w:tbl>
@@ -414,8 +476,27 @@
         <w:t xml:space="preserve">Q2.  </w:t>
       </w:r>
       <w:r>
-        <w:rPr/>
-        <w:t>Trace the operand stack step by step through the entire add() method. Write each step as: [] → &lt;instruction&gt; → [stack contents, top on right].</w:t>
+        <w:t xml:space="preserve">Trace the operand stack step by step through the entire </w:t>
+      </w:r>
+      <w:proofErr w:type="gramStart"/>
+      <w:r>
+        <w:rPr>
+          <w:rFonts w:ascii="Courier New" w:hAnsi="Courier New" w:cs="Courier New"/>
+        </w:rPr>
+        <w:t>add</w:t>
+      </w:r>
+      <w:proofErr w:type="gramEnd"/>
+      <w:r>
+        <w:t xml:space="preserve"> method. Write each step as: </w:t>
+      </w:r>
+      <w:r>
+        <w:rPr>
+          <w:rFonts w:ascii="Consolas" w:hAnsi="Consolas"/>
+        </w:rPr>
+        <w:t>[] → &lt;instruction&gt; → [stack contents, top on right]</w:t>
+      </w:r>
+      <w:r>
+        <w:t>.</w:t>
       </w:r>
     </w:p>
     <w:tbl>
@@ -465,9 +546,9 @@
         <w:t xml:space="preserve">Q3.  </w:t>
       </w:r>
       <w:r>
-        <w:rPr/>
         <w:t xml:space="preserve">What does </w:t>
       </w:r>
+      <w:proofErr w:type="spellStart"/>
       <w:r>
         <w:rPr>
           <w:rFonts w:ascii="Courier New" w:hAnsi="Courier New" w:cs="Courier New"/>
@@ -475,10 +556,11 @@
         </w:rPr>
         <w:t>ireturn</w:t>
       </w:r>
-      <w:r>
-        <w:rPr/>
+      <w:proofErr w:type="spellEnd"/>
+      <w:r>
         <w:t xml:space="preserve"> do? Could the compiler use </w:t>
       </w:r>
+      <w:proofErr w:type="spellStart"/>
       <w:r>
         <w:rPr>
           <w:rFonts w:ascii="Courier New" w:hAnsi="Courier New" w:cs="Courier New"/>
@@ -486,10 +568,11 @@
         </w:rPr>
         <w:t>lreturn</w:t>
       </w:r>
-      <w:r>
-        <w:rPr/>
+      <w:proofErr w:type="spellEnd"/>
+      <w:r>
         <w:t xml:space="preserve"> or </w:t>
       </w:r>
+      <w:proofErr w:type="spellStart"/>
       <w:r>
         <w:rPr>
           <w:rFonts w:ascii="Courier New" w:hAnsi="Courier New" w:cs="Courier New"/>
@@ -497,8 +580,8 @@
         </w:rPr>
         <w:t>dreturn</w:t>
       </w:r>
-      <w:r>
-        <w:rPr/>
+      <w:proofErr w:type="spellEnd"/>
+      <w:r>
         <w:t xml:space="preserve"> here instead? Explain why or why not.</w:t>
       </w:r>
     </w:p>
@@ -546,7 +629,20 @@
         <w:rPr>
           <w:b/>
         </w:rPr>
-        <w:t>The factorial() method</w:t>
+        <w:t xml:space="preserve">The </w:t>
+      </w:r>
+      <w:r>
+        <w:rPr>
+          <w:rFonts w:ascii="Courier New" w:hAnsi="Courier New" w:cs="Courier New"/>
+          <w:b/>
+        </w:rPr>
+        <w:t>factorial</w:t>
+      </w:r>
+      <w:r>
+        <w:rPr>
+          <w:b/>
+        </w:rPr>
+        <w:t xml:space="preserve"> method</w:t>
       </w:r>
     </w:p>
     <w:p>
@@ -560,8 +656,32 @@
         <w:t xml:space="preserve">Q4.  </w:t>
       </w:r>
       <w:r>
-        <w:rPr/>
-        <w:t xml:space="preserve">Find the instruction that performs the recursive call factorial(n-1). Write its mnemonic. What does the mnemonic tell you about how the JVM handles dispatch for </w:t>
+        <w:t xml:space="preserve">Find the </w:t>
+      </w:r>
+      <w:proofErr w:type="gramStart"/>
+      <w:r>
+        <w:t>instruction</w:t>
+      </w:r>
+      <w:proofErr w:type="gramEnd"/>
+      <w:r>
+        <w:t xml:space="preserve"> that </w:t>
+      </w:r>
+      <w:proofErr w:type="gramStart"/>
+      <w:r>
+        <w:t>performs</w:t>
+      </w:r>
+      <w:proofErr w:type="gramEnd"/>
+      <w:r>
+        <w:t xml:space="preserve"> the recursive call </w:t>
+      </w:r>
+      <w:r>
+        <w:rPr>
+          <w:rFonts w:ascii="Courier New" w:hAnsi="Courier New" w:cs="Courier New"/>
+        </w:rPr>
+        <w:t>factorial(n-1)</w:t>
+      </w:r>
+      <w:r>
+        <w:t xml:space="preserve">. Write its mnemonic. What does the mnemonic tell you about how the JVM handles dispatch for </w:t>
       </w:r>
       <w:r>
         <w:rPr>
@@ -571,7 +691,6 @@
         <w:t>static</w:t>
       </w:r>
       <w:r>
-        <w:rPr/>
         <w:t xml:space="preserve"> methods?</w:t>
       </w:r>
     </w:p>
@@ -622,8 +741,28 @@
         <w:t xml:space="preserve">Q5.  </w:t>
       </w:r>
       <w:r>
-        <w:rPr/>
-        <w:t>Identify the branch instruction in factorial() and its target offset. Under what condition does the JVM take the branch? What happens if it does not?</w:t>
+        <w:t>Identify the branch instruction in</w:t>
+      </w:r>
+      <w:r>
+        <w:t xml:space="preserve"> the</w:t>
+      </w:r>
+      <w:r>
+        <w:t xml:space="preserve"> </w:t>
+      </w:r>
+      <w:r>
+        <w:rPr>
+          <w:rFonts w:ascii="Courier New" w:hAnsi="Courier New" w:cs="Courier New"/>
+        </w:rPr>
+        <w:t>factorial</w:t>
+      </w:r>
+      <w:r>
+        <w:t xml:space="preserve"> </w:t>
+      </w:r>
+      <w:r>
+        <w:t xml:space="preserve">method </w:t>
+      </w:r>
+      <w:r>
+        <w:t>and its target offset. Under what condition does the JVM take the branch? What happens if it does not?</w:t>
       </w:r>
     </w:p>
     <w:tbl>
@@ -673,41 +812,50 @@
         <w:t xml:space="preserve">Q6.  </w:t>
       </w:r>
       <w:r>
-        <w:rPr/>
-        <w:t xml:space="preserve">Look at the bytecode for factorial(). Count how many </w:t>
-      </w:r>
+        <w:t xml:space="preserve">Count the </w:t>
+      </w:r>
+      <w:proofErr w:type="spellStart"/>
       <w:r>
         <w:rPr>
           <w:rFonts w:ascii="Courier New" w:hAnsi="Courier New" w:cs="Courier New"/>
-          <w:color w:val="17375E"/>
         </w:rPr>
         <w:t>invokestatic</w:t>
       </w:r>
-      <w:r>
-        <w:rPr/>
-        <w:t xml:space="preserve"> instructions appear in the method. Based on what you see in the bytecode — not what you already know — what does the presence or absence of a loop (</w:t>
+      <w:proofErr w:type="spellEnd"/>
+      <w:r>
+        <w:t xml:space="preserve"> instructions in</w:t>
+      </w:r>
+      <w:r>
+        <w:t xml:space="preserve"> the</w:t>
+      </w:r>
+      <w:r>
+        <w:t xml:space="preserve"> </w:t>
       </w:r>
       <w:r>
         <w:rPr>
           <w:rFonts w:ascii="Courier New" w:hAnsi="Courier New" w:cs="Courier New"/>
-          <w:color w:val="17375E"/>
         </w:rPr>
-        <w:t>goto</w:t>
-      </w:r>
-      <w:r>
-        <w:rPr/>
-        <w:t xml:space="preserve">) instruction tell you about whether </w:t>
-      </w:r>
+        <w:t>factorial</w:t>
+      </w:r>
+      <w:r>
+        <w:t xml:space="preserve"> </w:t>
+      </w:r>
+      <w:r>
+        <w:t xml:space="preserve">method. </w:t>
+      </w:r>
+      <w:r>
+        <w:t xml:space="preserve">Examine the method’s control flow. Did </w:t>
+      </w:r>
+      <w:proofErr w:type="spellStart"/>
       <w:r>
         <w:rPr>
           <w:rFonts w:ascii="Courier New" w:hAnsi="Courier New" w:cs="Courier New"/>
-          <w:color w:val="17375E"/>
         </w:rPr>
         <w:t>javac</w:t>
       </w:r>
-      <w:r>
-        <w:rPr/>
-        <w:t xml:space="preserve"> converted the recursion to an iterative form? State your conclusion about tail-call optimization from this evidence alone.</w:t>
+      <w:proofErr w:type="spellEnd"/>
+      <w:r>
+        <w:t xml:space="preserve"> preserve the recursive call or convert the method into an iterative loop? Support your answer using the bytecode. What operation occurs immediately after the recursive call returns?</w:t>
       </w:r>
     </w:p>
     <w:tbl>
@@ -754,7 +902,27 @@
         <w:rPr>
           <w:b/>
         </w:rPr>
-        <w:t>Full annotation of square()</w:t>
+        <w:lastRenderedPageBreak/>
+        <w:t xml:space="preserve">Full annotation of </w:t>
+      </w:r>
+      <w:r>
+        <w:rPr>
+          <w:b/>
+        </w:rPr>
+        <w:t xml:space="preserve">the </w:t>
+      </w:r>
+      <w:r>
+        <w:rPr>
+          <w:rFonts w:ascii="Courier New" w:hAnsi="Courier New" w:cs="Courier New"/>
+          <w:b/>
+        </w:rPr>
+        <w:t>square</w:t>
+      </w:r>
+      <w:r>
+        <w:rPr>
+          <w:b/>
+        </w:rPr>
+        <w:t xml:space="preserve"> method</w:t>
       </w:r>
     </w:p>
     <w:p>
@@ -762,8 +930,23 @@
         <w:spacing w:after="80"/>
       </w:pPr>
       <w:r>
-        <w:rPr/>
-        <w:t>Q7.  Copy the complete bytecode for the square() method and annotate every instruction. For each instruction provide: (a) its full name, (b) what it pops, (c) what it pushes. Use inline comments. Example format:</w:t>
+        <w:rPr>
+          <w:b/>
+          <w:bCs/>
+        </w:rPr>
+        <w:t>Q7.</w:t>
+      </w:r>
+      <w:r>
+        <w:t xml:space="preserve">  Copy the complete bytecode for the </w:t>
+      </w:r>
+      <w:r>
+        <w:rPr>
+          <w:rFonts w:ascii="Courier New" w:hAnsi="Courier New" w:cs="Courier New"/>
+        </w:rPr>
+        <w:t>square</w:t>
+      </w:r>
+      <w:r>
+        <w:t xml:space="preserve"> method and annotate every instruction. For each instruction provide: (a) its full name, (b) what it pops, (c) what it pushes. Use inline comments. Example format:</w:t>
       </w:r>
     </w:p>
     <w:tbl>
@@ -784,73 +967,59 @@
           <w:p>
             <w:r>
               <w:rPr>
-                <w:rFonts w:ascii="Courier New" w:hAnsi="Courier New"/>
-                <w:sz w:val="19"/>
+                <w:i/>
+                <w:color w:val="606060"/>
+                <w:sz w:val="20"/>
               </w:rPr>
-              <w:t>0: iload_0  // full name: iload_0 — load int from local var 0</w:t>
+              <w:t>Annotation format:</w:t>
+            </w:r>
+          </w:p>
+          <w:p>
+            <w:pPr>
+              <w:rPr>
+                <w:rFonts w:ascii="Courier New" w:hAnsi="Courier New" w:cs="Courier New"/>
+              </w:rPr>
+            </w:pPr>
+            <w:r>
+              <w:rPr>
+                <w:rFonts w:ascii="Courier New" w:hAnsi="Courier New" w:cs="Courier New"/>
+              </w:rPr>
+              <w:t>&lt;offset&gt;: &lt;instruction</w:t>
+            </w:r>
+            <w:proofErr w:type="gramStart"/>
+            <w:r>
+              <w:rPr>
+                <w:rFonts w:ascii="Courier New" w:hAnsi="Courier New" w:cs="Courier New"/>
+              </w:rPr>
+              <w:t>&gt;  /</w:t>
+            </w:r>
+            <w:proofErr w:type="gramEnd"/>
+            <w:r>
+              <w:rPr>
+                <w:rFonts w:ascii="Courier New" w:hAnsi="Courier New" w:cs="Courier New"/>
+              </w:rPr>
+              <w:t>/ Full name:</w:t>
+            </w:r>
+          </w:p>
+          <w:p>
+            <w:pPr>
+              <w:rPr>
+                <w:rFonts w:ascii="Courier New" w:hAnsi="Courier New" w:cs="Courier New"/>
+              </w:rPr>
+            </w:pPr>
+            <w:r>
+              <w:rPr>
+                <w:rFonts w:ascii="Courier New" w:hAnsi="Courier New" w:cs="Courier New"/>
+              </w:rPr>
+              <w:t xml:space="preserve">                         // Pops:</w:t>
             </w:r>
           </w:p>
           <w:p>
             <w:r>
               <w:rPr>
-                <w:rFonts w:ascii="Courier New" w:hAnsi="Courier New"/>
-                <w:sz w:val="19"/>
+                <w:rFonts w:ascii="Courier New" w:hAnsi="Courier New" w:cs="Courier New"/>
               </w:rPr>
-              <w:t xml:space="preserve">             // pops: nothing  pushes: value of n  stack: [n]</w:t>
-            </w:r>
-          </w:p>
-          <w:p>
-            <w:r>
-              <w:rPr>
-                <w:rFonts w:ascii="Courier New" w:hAnsi="Courier New"/>
-                <w:sz w:val="19"/>
-              </w:rPr>
-              <w:t>1: iload_0  // same instruction — second copy of n</w:t>
-            </w:r>
-          </w:p>
-          <w:p>
-            <w:r>
-              <w:rPr>
-                <w:rFonts w:ascii="Courier New" w:hAnsi="Courier New"/>
-                <w:sz w:val="19"/>
-              </w:rPr>
-              <w:t xml:space="preserve">             // pops: nothing  pushes: n  stack: [n, n]</w:t>
-            </w:r>
-          </w:p>
-          <w:p>
-            <w:r>
-              <w:rPr>
-                <w:rFonts w:ascii="Courier New" w:hAnsi="Courier New"/>
-                <w:sz w:val="19"/>
-              </w:rPr>
-              <w:t>2: imul     // full name: imul — integer multiply</w:t>
-            </w:r>
-          </w:p>
-          <w:p>
-            <w:r>
-              <w:rPr>
-                <w:rFonts w:ascii="Courier New" w:hAnsi="Courier New"/>
-                <w:sz w:val="19"/>
-              </w:rPr>
-              <w:t xml:space="preserve">             // pops: n (top), n (below)  pushes: n*n  stack: [n*n]</w:t>
-            </w:r>
-          </w:p>
-          <w:p>
-            <w:r>
-              <w:rPr>
-                <w:rFonts w:ascii="Courier New" w:hAnsi="Courier New"/>
-                <w:sz w:val="19"/>
-              </w:rPr>
-              <w:t>3: ireturn  // full name: ireturn — return int at top of stack</w:t>
-            </w:r>
-          </w:p>
-          <w:p>
-            <w:r>
-              <w:rPr>
-                <w:rFonts w:ascii="Courier New" w:hAnsi="Courier New"/>
-                <w:sz w:val="19"/>
-              </w:rPr>
-              <w:t xml:space="preserve">             // pops: n*n  pushes: nothing  stack: []</w:t>
+              <w:t xml:space="preserve">                         // Pushes:</w:t>
             </w:r>
           </w:p>
         </w:tc>
@@ -866,8 +1035,16 @@
         <w:spacing w:after="80"/>
       </w:pPr>
       <w:r>
-        <w:rPr/>
-        <w:t>Paste your annotated square() bytecode here:</w:t>
+        <w:t xml:space="preserve">Paste your annotated </w:t>
+      </w:r>
+      <w:r>
+        <w:rPr>
+          <w:rFonts w:ascii="Courier New" w:hAnsi="Courier New" w:cs="Courier New"/>
+        </w:rPr>
+        <w:t>square</w:t>
+      </w:r>
+      <w:r>
+        <w:t xml:space="preserve"> bytecode here:</w:t>
       </w:r>
     </w:p>
     <w:tbl>
@@ -923,7 +1100,6 @@
         <w:spacing w:after="80"/>
       </w:pPr>
       <w:r>
-        <w:rPr/>
         <w:t xml:space="preserve">Step 1: Compile </w:t>
       </w:r>
       <w:r>
@@ -934,8 +1110,90 @@
         <w:t>HeapStress.java</w:t>
       </w:r>
       <w:r>
-        <w:rPr/>
         <w:t>.</w:t>
+      </w:r>
+    </w:p>
+    <w:tbl>
+      <w:tblPr>
+        <w:tblStyle w:val="TableGrid"/>
+        <w:tblW w:w="0" w:type="auto"/>
+        <w:tblLook w:val="04A0" w:firstRow="1" w:lastRow="0" w:firstColumn="1" w:lastColumn="0" w:noHBand="0" w:noVBand="1"/>
+      </w:tblPr>
+      <w:tblGrid>
+        <w:gridCol w:w="9360"/>
+      </w:tblGrid>
+      <w:tr>
+        <w:tc>
+          <w:tcPr>
+            <w:tcW w:w="9360" w:type="dxa"/>
+            <w:shd w:val="clear" w:color="auto" w:fill="F0F0F0"/>
+          </w:tcPr>
+          <w:p>
+            <w:proofErr w:type="spellStart"/>
+            <w:r>
+              <w:rPr>
+                <w:rFonts w:ascii="Courier New" w:hAnsi="Courier New"/>
+                <w:sz w:val="19"/>
+              </w:rPr>
+              <w:t>javac</w:t>
+            </w:r>
+            <w:proofErr w:type="spellEnd"/>
+            <w:r>
+              <w:rPr>
+                <w:rFonts w:ascii="Courier New" w:hAnsi="Courier New"/>
+                <w:sz w:val="19"/>
+              </w:rPr>
+              <w:t xml:space="preserve"> HeapStress.java</w:t>
+            </w:r>
+          </w:p>
+        </w:tc>
+      </w:tr>
+    </w:tbl>
+    <w:p>
+      <w:pPr>
+        <w:spacing w:after="80"/>
+      </w:pPr>
+    </w:p>
+    <w:p>
+      <w:pPr>
+        <w:spacing w:after="80"/>
+      </w:pPr>
+      <w:r>
+        <w:t xml:space="preserve">Step 2: Run with GC logging. The </w:t>
+      </w:r>
+      <w:r>
+        <w:rPr>
+          <w:rFonts w:ascii="Courier New" w:hAnsi="Courier New" w:cs="Courier New"/>
+        </w:rPr>
+        <w:t>-</w:t>
+      </w:r>
+      <w:proofErr w:type="spellStart"/>
+      <w:r>
+        <w:rPr>
+          <w:rFonts w:ascii="Courier New" w:hAnsi="Courier New" w:cs="Courier New"/>
+        </w:rPr>
+        <w:t>Xms</w:t>
+      </w:r>
+      <w:proofErr w:type="spellEnd"/>
+      <w:r>
+        <w:t xml:space="preserve"> and </w:t>
+      </w:r>
+      <w:r>
+        <w:rPr>
+          <w:rFonts w:ascii="Courier New" w:hAnsi="Courier New" w:cs="Courier New"/>
+        </w:rPr>
+        <w:t>-</w:t>
+      </w:r>
+      <w:proofErr w:type="spellStart"/>
+      <w:r>
+        <w:rPr>
+          <w:rFonts w:ascii="Courier New" w:hAnsi="Courier New" w:cs="Courier New"/>
+        </w:rPr>
+        <w:t>Xmx</w:t>
+      </w:r>
+      <w:proofErr w:type="spellEnd"/>
+      <w:r>
+        <w:t xml:space="preserve"> flags constrain the heap to make GC events easier to observe.</w:t>
       </w:r>
     </w:p>
     <w:tbl>
@@ -959,8 +1217,83 @@
                 <w:rFonts w:ascii="Courier New" w:hAnsi="Courier New"/>
                 <w:sz w:val="19"/>
               </w:rPr>
-              <w:t>javac HeapStress.java</w:t>
+              <w:t>java -Xms16m -Xmx64m -</w:t>
             </w:r>
+            <w:proofErr w:type="spellStart"/>
+            <w:proofErr w:type="gramStart"/>
+            <w:r>
+              <w:rPr>
+                <w:rFonts w:ascii="Courier New" w:hAnsi="Courier New"/>
+                <w:sz w:val="19"/>
+              </w:rPr>
+              <w:t>Xlog:gc</w:t>
+            </w:r>
+            <w:proofErr w:type="spellEnd"/>
+            <w:r>
+              <w:rPr>
+                <w:rFonts w:ascii="Courier New" w:hAnsi="Courier New"/>
+                <w:sz w:val="19"/>
+              </w:rPr>
+              <w:t>*:file</w:t>
+            </w:r>
+            <w:proofErr w:type="gramEnd"/>
+            <w:r>
+              <w:rPr>
+                <w:rFonts w:ascii="Courier New" w:hAnsi="Courier New"/>
+                <w:sz w:val="19"/>
+              </w:rPr>
+              <w:t>=</w:t>
+            </w:r>
+            <w:proofErr w:type="spellStart"/>
+            <w:proofErr w:type="gramStart"/>
+            <w:r>
+              <w:rPr>
+                <w:rFonts w:ascii="Courier New" w:hAnsi="Courier New"/>
+                <w:sz w:val="19"/>
+              </w:rPr>
+              <w:t>gc.log:time</w:t>
+            </w:r>
+            <w:proofErr w:type="gramEnd"/>
+            <w:r>
+              <w:rPr>
+                <w:rFonts w:ascii="Courier New" w:hAnsi="Courier New"/>
+                <w:sz w:val="19"/>
+              </w:rPr>
+              <w:t>,</w:t>
+            </w:r>
+            <w:proofErr w:type="gramStart"/>
+            <w:r>
+              <w:rPr>
+                <w:rFonts w:ascii="Courier New" w:hAnsi="Courier New"/>
+                <w:sz w:val="19"/>
+              </w:rPr>
+              <w:t>uptime,level</w:t>
+            </w:r>
+            <w:proofErr w:type="gramEnd"/>
+            <w:r>
+              <w:rPr>
+                <w:rFonts w:ascii="Courier New" w:hAnsi="Courier New"/>
+                <w:sz w:val="19"/>
+              </w:rPr>
+              <w:t>,tags</w:t>
+            </w:r>
+            <w:proofErr w:type="spellEnd"/>
+            <w:r>
+              <w:rPr>
+                <w:rFonts w:ascii="Courier New" w:hAnsi="Courier New"/>
+                <w:sz w:val="19"/>
+              </w:rPr>
+              <w:t xml:space="preserve"> </w:t>
+            </w:r>
+            <w:proofErr w:type="spellStart"/>
+            <w:r>
+              <w:rPr>
+                <w:rFonts w:ascii="Courier New" w:hAnsi="Courier New"/>
+                <w:sz w:val="19"/>
+              </w:rPr>
+              <w:t>HeapStress</w:t>
+            </w:r>
+            <w:proofErr w:type="spellEnd"/>
           </w:p>
         </w:tc>
       </w:tr>
@@ -975,68 +1308,41 @@
         <w:spacing w:after="80"/>
       </w:pPr>
       <w:r>
-        <w:rPr/>
-        <w:t>Step 2: Run with GC logging. The -Xms and -Xmx flags constrain the heap to make GC events easier to observe.</w:t>
-      </w:r>
-    </w:p>
-    <w:tbl>
-      <w:tblPr>
-        <w:tblStyle w:val="TableGrid"/>
-        <w:tblW w:w="0" w:type="auto"/>
-        <w:tblLook w:val="04A0" w:firstRow="1" w:lastRow="0" w:firstColumn="1" w:lastColumn="0" w:noHBand="0" w:noVBand="1"/>
-      </w:tblPr>
-      <w:tblGrid>
-        <w:gridCol w:w="9360"/>
-      </w:tblGrid>
-      <w:tr>
-        <w:tc>
-          <w:tcPr>
-            <w:tcW w:w="9360" w:type="dxa"/>
-            <w:shd w:val="clear" w:color="auto" w:fill="F0F0F0"/>
-          </w:tcPr>
-          <w:p>
-            <w:r>
-              <w:rPr>
-                <w:rFonts w:ascii="Courier New" w:hAnsi="Courier New"/>
-                <w:sz w:val="19"/>
-              </w:rPr>
-              <w:t>java -Xms16m -Xmx64m -Xlog:gc*:file=gc.log:time,uptime,level,tags HeapStress</w:t>
-            </w:r>
-          </w:p>
-        </w:tc>
-      </w:tr>
-    </w:tbl>
-    <w:p>
-      <w:pPr>
-        <w:spacing w:after="80"/>
-      </w:pPr>
+        <w:t xml:space="preserve">Step 3: </w:t>
+      </w:r>
+      <w:r>
+        <w:t xml:space="preserve">Open </w:t>
+      </w:r>
+      <w:r>
+        <w:rPr>
+          <w:rFonts w:ascii="Courier New" w:hAnsi="Courier New" w:cs="Courier New"/>
+        </w:rPr>
+        <w:t>gc.log</w:t>
+      </w:r>
+      <w:r>
+        <w:t xml:space="preserve"> in a text editor. Examine the JVM initialization lines for Q8–Q9, then locate the garbage-collection events for the remaining questions. The first event is typically identified by </w:t>
+      </w:r>
+      <w:proofErr w:type="gramStart"/>
+      <w:r>
+        <w:rPr>
+          <w:rFonts w:ascii="Courier New" w:hAnsi="Courier New" w:cs="Courier New"/>
+        </w:rPr>
+        <w:t>GC(</w:t>
+      </w:r>
+      <w:proofErr w:type="gramEnd"/>
+      <w:r>
+        <w:rPr>
+          <w:rFonts w:ascii="Courier New" w:hAnsi="Courier New" w:cs="Courier New"/>
+        </w:rPr>
+        <w:t>0)</w:t>
+      </w:r>
+      <w:r>
+        <w:t>.</w:t>
+      </w:r>
     </w:p>
     <w:p>
       <w:pPr>
         <w:spacing w:after="80"/>
-      </w:pPr>
-      <w:r>
-        <w:rPr/>
-        <w:t>Step 3: Open gc.log in a text editor. The first section contains JVM initialization lines; scroll past these to find the first GC event (look for a line containing "Pause Young" or "GC(0)").</w:t>
-      </w:r>
-    </w:p>
-    <w:p>
-      <w:pPr>
-        <w:spacing w:after="80"/>
-      </w:pPr>
-      <w:r>
-        <w:rPr/>
-        <w:t>Note: Exact numbers will vary by platform, OS, and JVM version. Answer questions by interpreting the patterns you see, not by matching specific values.</w:t>
-      </w:r>
-    </w:p>
-    <w:p>
-      <w:pPr>
-        <w:spacing w:before="160" w:after="60"/>
-      </w:pPr>
-    </w:p>
-    <w:p>
-      <w:pPr>
-        <w:spacing w:before="200" w:after="80"/>
       </w:pPr>
     </w:p>
     <w:p>
@@ -1050,19 +1356,68 @@
         <w:t xml:space="preserve">Q8.  </w:t>
       </w:r>
       <w:r>
-        <w:rPr/>
-        <w:t xml:space="preserve">At the very top of your gc.log file, the JVM prints several initialization lines. One of them identifies the exact JVM build, for example: "[0.001s][info][gc] Using Garbage First" appears near lines that include the full JVM version string (look for a line containing the words "VM version" or the output of </w:t>
+        <w:t xml:space="preserve">Find the JVM version/build information in the initialization section of </w:t>
       </w:r>
       <w:r>
         <w:rPr>
           <w:rFonts w:ascii="Courier New" w:hAnsi="Courier New" w:cs="Courier New"/>
-          <w:color w:val="17375E"/>
         </w:rPr>
-        <w:t>java</w:t>
-      </w:r>
-      <w:r>
-        <w:rPr/>
-        <w:t xml:space="preserve"> -version). Paste the exact line from gc.log that identifies the JVM version, including any build number and vendor information. This value is machine-specific and will differ from classmate to classmate.</w:t>
+        <w:t>gc.log</w:t>
+      </w:r>
+      <w:r>
+        <w:t xml:space="preserve"> and copy the complete line. Its wording may vary</w:t>
+      </w:r>
+      <w:r>
+        <w:t>. F</w:t>
+      </w:r>
+      <w:r>
+        <w:t xml:space="preserve">or example, it may begin with </w:t>
+      </w:r>
+      <w:proofErr w:type="gramStart"/>
+      <w:r>
+        <w:rPr>
+          <w:rFonts w:ascii="Courier New" w:hAnsi="Courier New" w:cs="Courier New"/>
+        </w:rPr>
+        <w:t>Version:</w:t>
+      </w:r>
+      <w:r>
+        <w:t>.</w:t>
+      </w:r>
+      <w:proofErr w:type="gramEnd"/>
+      <w:r>
+        <w:t xml:space="preserve"> If your log does not include this information, paste the output of </w:t>
+      </w:r>
+      <w:r>
+        <w:rPr>
+          <w:rFonts w:ascii="Courier New" w:hAnsi="Courier New" w:cs="Courier New"/>
+        </w:rPr>
+        <w:t>java -version</w:t>
+      </w:r>
+      <w:r>
+        <w:t xml:space="preserve"> instead. Include vendor information if it appears; you do not need to obtain it separately.</w:t>
+      </w:r>
+    </w:p>
+    <w:p>
+      <w:pPr>
+        <w:spacing w:before="120" w:after="60"/>
+      </w:pPr>
+      <w:r>
+        <w:rPr>
+          <w:b/>
+          <w:bCs/>
+        </w:rPr>
+        <w:t>Note:</w:t>
+      </w:r>
+      <w:r>
+        <w:t xml:space="preserve"> Exact wording, event types, and numerical values may vary by platform, garbage collector, and JVM version. </w:t>
+      </w:r>
+      <w:proofErr w:type="gramStart"/>
+      <w:r>
+        <w:t>Base</w:t>
+      </w:r>
+      <w:proofErr w:type="gramEnd"/>
+      <w:r>
+        <w:t xml:space="preserve"> your answers on your own output rather than matching the examples exactly.</w:t>
       </w:r>
     </w:p>
     <w:tbl>
@@ -1087,7 +1442,15 @@
                 <w:color w:val="606060"/>
                 <w:sz w:val="20"/>
               </w:rPr>
-              <w:t>Paste the JVM version/build line from your gc.log:</w:t>
+              <w:t>Answer</w:t>
+            </w:r>
+            <w:r>
+              <w:rPr>
+                <w:i/>
+                <w:color w:val="606060"/>
+                <w:sz w:val="20"/>
+              </w:rPr>
+              <w:t>:</w:t>
             </w:r>
           </w:p>
           <w:p/>
@@ -1099,16 +1462,39 @@
     <w:p>
       <w:pPr>
         <w:spacing w:before="120" w:after="60"/>
-      </w:pPr>
-      <w:r>
         <w:rPr>
           <w:b/>
         </w:rPr>
+      </w:pPr>
+    </w:p>
+    <w:p>
+      <w:pPr>
+        <w:spacing w:before="120" w:after="60"/>
+      </w:pPr>
+      <w:r>
+        <w:rPr>
+          <w:b/>
+        </w:rPr>
+        <w:lastRenderedPageBreak/>
         <w:t xml:space="preserve">Q9.  </w:t>
       </w:r>
       <w:r>
-        <w:rPr/>
-        <w:t>Which garbage collector is the JVM using? Locate the relevant line in gc.log and write its full name.</w:t>
+        <w:t>Identify the garbage collector used in your run and copy the log line that identifies it. Give the collector’s full name if the log uses an abbreviation</w:t>
+      </w:r>
+      <w:r>
+        <w:t>. F</w:t>
+      </w:r>
+      <w:r>
+        <w:t xml:space="preserve">or example, </w:t>
+      </w:r>
+      <w:r>
+        <w:rPr>
+          <w:rFonts w:ascii="Courier New" w:hAnsi="Courier New" w:cs="Courier New"/>
+        </w:rPr>
+        <w:t>Using G1</w:t>
+      </w:r>
+      <w:r>
+        <w:t xml:space="preserve"> identifies the Garbage-First (G1) collector.</w:t>
       </w:r>
     </w:p>
     <w:tbl>
@@ -1158,8 +1544,24 @@
         <w:t xml:space="preserve">Q10.  </w:t>
       </w:r>
       <w:r>
-        <w:rPr/>
-        <w:t>Find the first GC event in gc.log. To help orient your grader, begin your answer with the exact uptime value (e.g., "2.345s") shown on that log line — this is the number of seconds since the JVM started, printed just before the event tag. Then copy the single summary line for that event (it typically ends with something like "9M-&gt;2M(16M) 2.235s"). Identify: (a) heap in use before, (b) heap in use after, (c) total heap capacity, (d) pause duration.</w:t>
+        <w:t xml:space="preserve">Find the first garbage-collection event </w:t>
+      </w:r>
+      <w:proofErr w:type="gramStart"/>
+      <w:r>
+        <w:t>in</w:t>
+      </w:r>
+      <w:proofErr w:type="gramEnd"/>
+      <w:r>
+        <w:t xml:space="preserve"> </w:t>
+      </w:r>
+      <w:r>
+        <w:rPr>
+          <w:rFonts w:ascii="Courier New" w:hAnsi="Courier New" w:cs="Courier New"/>
+        </w:rPr>
+        <w:t>gc.log</w:t>
+      </w:r>
+      <w:r>
+        <w:t>. An event may span several lines; select its summary line, which shows heap usage before and after collection, heap capacity, and pause duration. Begin your answer with the exact uptime shown on that summary line, then copy the complete line. Identify: (a) heap in use before collection, (b) heap in use after collection, (c) total heap capacity at that event, and (d) pause duration.</w:t>
       </w:r>
     </w:p>
     <w:tbl>
@@ -1209,8 +1611,15 @@
         <w:t xml:space="preserve">Q11.  </w:t>
       </w:r>
       <w:r>
-        <w:rPr/>
-        <w:t>After Phase 1 of HeapStress (the loop that keeps every 100th allocation), look for relevant GC log lines. Describe in your own words what happened to surviving objects between Minor GC events.</w:t>
+        <w:t xml:space="preserve">Examine the first young-generation garbage-collection event. Describe the changes in Eden, survivor, and </w:t>
+      </w:r>
+      <w:proofErr w:type="gramStart"/>
+      <w:r>
+        <w:t>old-region</w:t>
+      </w:r>
+      <w:proofErr w:type="gramEnd"/>
+      <w:r>
+        <w:t xml:space="preserve"> counts, citing specific log lines. Explain what these changes suggest about reclaimed and surviving objects, and what they cannot tell you about individual objects.</w:t>
       </w:r>
     </w:p>
     <w:tbl>
@@ -1260,8 +1669,27 @@
         <w:t xml:space="preserve">Q12.  </w:t>
       </w:r>
       <w:r>
-        <w:rPr/>
-        <w:t>Phase 4 calls .clear() on both lists, dropping all references. Did a GC event occur immediately after? If so, describe it. If not, explain why the JVM might not collect freed objects right away.</w:t>
+        <w:t xml:space="preserve">Phase 4 </w:t>
+      </w:r>
+      <w:proofErr w:type="gramStart"/>
+      <w:r>
+        <w:t xml:space="preserve">calls </w:t>
+      </w:r>
+      <w:r>
+        <w:rPr>
+          <w:rFonts w:ascii="Courier New" w:hAnsi="Courier New" w:cs="Courier New"/>
+        </w:rPr>
+        <w:t>.clear</w:t>
+      </w:r>
+      <w:proofErr w:type="gramEnd"/>
+      <w:r>
+        <w:rPr>
+          <w:rFonts w:ascii="Courier New" w:hAnsi="Courier New" w:cs="Courier New"/>
+        </w:rPr>
+        <w:t>()</w:t>
+      </w:r>
+      <w:r>
+        <w:t xml:space="preserve"> on both lists, removing their references to the retained objects. Does this guarantee that those objects will be garbage-collected before the program exits? Explain the difference between becoming eligible for garbage collection and having memory reclaimed. Refer to your log where relevant, but you do not need to identify the exact time Phase 4 occurred.</w:t>
       </w:r>
     </w:p>
     <w:tbl>
@@ -1311,8 +1739,16 @@
         <w:t xml:space="preserve">Q13.  </w:t>
       </w:r>
       <w:r>
-        <w:rPr/>
-        <w:t>In 2–3 sentences, explain the generational hypothesis and why it makes GC efficient. Use at least one concrete number from your gc.log to support your answer.</w:t>
+        <w:t xml:space="preserve">In 2–3 sentences, explain the generational hypothesis and why it makes GC efficient. Use at least one concrete number from your </w:t>
+      </w:r>
+      <w:r>
+        <w:rPr>
+          <w:rFonts w:ascii="Courier New" w:hAnsi="Courier New" w:cs="Courier New"/>
+        </w:rPr>
+        <w:t>gc.log</w:t>
+      </w:r>
+      <w:r>
+        <w:t xml:space="preserve"> to support your answer.</w:t>
       </w:r>
     </w:p>
     <w:tbl>
@@ -1348,16 +1784,6 @@
     </w:tbl>
     <w:p>
       <w:pPr>
-        <w:spacing w:after="80"/>
-      </w:pPr>
-    </w:p>
-    <w:p>
-      <w:pPr>
-        <w:spacing w:after="80"/>
-      </w:pPr>
-    </w:p>
-    <w:p>
-      <w:pPr>
         <w:spacing w:before="200" w:after="80"/>
       </w:pPr>
       <w:r>
@@ -1365,6 +1791,7 @@
           <w:b/>
           <w:sz w:val="24"/>
         </w:rPr>
+        <w:lastRenderedPageBreak/>
         <w:t>Submission</w:t>
       </w:r>
     </w:p>
@@ -1373,8 +1800,17 @@
         <w:spacing w:after="80"/>
       </w:pPr>
       <w:r>
-        <w:rPr/>
-        <w:t>Submit a single PDF named A08_&lt;BU-ID&gt;.pdf containing your written answers to all Part A and Part B questions, Q9, the fully annotated square() bytecode for Q7, and the copied GC log line for Q10.</w:t>
+        <w:t xml:space="preserve">Submit a single PDF named </w:t>
+      </w:r>
+      <w:r>
+        <w:rPr>
+          <w:b/>
+          <w:bCs/>
+        </w:rPr>
+        <w:t>A08_&lt;BU-ID&gt;.pdf</w:t>
+      </w:r>
+      <w:r>
+        <w:t>, replacing &lt;BU-ID&gt; with your BU ID.</w:t>
       </w:r>
     </w:p>
     <w:p>
@@ -1382,62 +1818,106 @@
         <w:spacing w:after="80"/>
       </w:pPr>
       <w:r>
-        <w:rPr/>
-        <w:t>Do not submit .</w:t>
+        <w:t xml:space="preserve">Your PDF must include answers to </w:t>
       </w:r>
       <w:r>
         <w:rPr>
-          <w:rFonts w:ascii="Courier New" w:hAnsi="Courier New" w:cs="Courier New"/>
-          <w:color w:val="17375E"/>
+          <w:b/>
+          <w:bCs/>
         </w:rPr>
-        <w:t>java</w:t>
-      </w:r>
-      <w:r>
-        <w:rPr/>
-        <w:t xml:space="preserve"> files, .class files, or gc.log.</w:t>
-      </w:r>
+        <w:t>all questions, Q1–Q13</w:t>
+      </w:r>
+      <w:r>
+        <w:t>, including the annotated bytecode for Q7 and the requested output or log lines for Q8–Q10.</w:t>
+      </w:r>
+    </w:p>
+    <w:p>
+      <w:pPr>
+        <w:spacing w:after="80"/>
+      </w:pPr>
+      <w:r>
+        <w:t>You may enter your answers directly in this document or use a separate document with each answer clearly labeled by question number.</w:t>
+      </w:r>
+    </w:p>
+    <w:p>
+      <w:pPr>
+        <w:spacing w:after="80"/>
+      </w:pPr>
+      <w:r>
+        <w:t>When finished, save or export your document as a PDF:</w:t>
+      </w:r>
+    </w:p>
+    <w:p>
+      <w:pPr>
+        <w:pStyle w:val="ListBullet"/>
+      </w:pPr>
+      <w:r>
+        <w:t>Microsoft Word on Windows: Select File → Save As, then choose PDF as the file type.</w:t>
+      </w:r>
+    </w:p>
+    <w:p>
+      <w:pPr>
+        <w:pStyle w:val="ListBullet"/>
+      </w:pPr>
+      <w:r>
+        <w:t>Microsoft Word on Mac: Select File → Save As, then choose PDF from the File Format menu.</w:t>
+      </w:r>
+    </w:p>
+    <w:p>
+      <w:pPr>
+        <w:pStyle w:val="ListBullet"/>
+      </w:pPr>
+      <w:r>
+        <w:t>Pages on Mac: Select File → Export To → PDF.</w:t>
+      </w:r>
+    </w:p>
+    <w:p>
+      <w:pPr>
+        <w:pStyle w:val="ListBullet"/>
+      </w:pPr>
+      <w:r>
+        <w:t>Google Docs: Select File → Download → PDF Document (.pdf).</w:t>
+      </w:r>
+    </w:p>
+    <w:p>
+      <w:pPr>
+        <w:spacing w:after="80"/>
+      </w:pPr>
+      <w:r>
+        <w:t xml:space="preserve">Open the PDF to check that all answers and code annotations are readable, then submit it through the </w:t>
+      </w:r>
+      <w:proofErr w:type="spellStart"/>
+      <w:r>
+        <w:t>Gradescope</w:t>
+      </w:r>
+      <w:proofErr w:type="spellEnd"/>
+      <w:r>
+        <w:t xml:space="preserve"> assignment link on Blackboard.</w:t>
+      </w:r>
+    </w:p>
+    <w:p>
+      <w:pPr>
+        <w:spacing w:after="80"/>
+      </w:pPr>
     </w:p>
     <w:sectPr>
-      <w:headerReference w:type="even" r:id="rId8"/>
-      <w:headerReference w:type="default" r:id="rId9"/>
-      <w:footerReference w:type="even" r:id="rId10"/>
-      <w:footerReference w:type="default" r:id="rId11"/>
-      <w:headerReference w:type="first" r:id="rId12"/>
-      <w:footerReference w:type="first" r:id="rId13"/>
+      <w:headerReference w:type="even" r:id="rId9"/>
+      <w:headerReference w:type="default" r:id="rId10"/>
+      <w:footerReference w:type="even" r:id="rId11"/>
+      <w:footerReference w:type="default" r:id="rId12"/>
+      <w:headerReference w:type="first" r:id="rId13"/>
+      <w:footerReference w:type="first" r:id="rId14"/>
       <w:pgSz w:w="12240" w:h="15840"/>
       <w:pgMar w:top="1440" w:right="1440" w:bottom="1440" w:left="1440" w:header="720" w:footer="720" w:gutter="0"/>
       <w:cols w:space="720"/>
       <w:docGrid w:linePitch="360"/>
     </w:sectPr>
-    <w:p>
-      <w:pPr>
-        <w:spacing w:before="80" w:after="80"/>
-      </w:pPr>
-      <w:r>
-        <w:rPr>
-          <w:sz w:val="22"/>
-        </w:rPr>
-        <w:t>Submit via the Gradescope assignment link posted on the course site.</w:t>
-      </w:r>
-    </w:p>
-    <w:p>
-      <w:pPr>
-        <w:spacing w:before="80" w:after="80"/>
-      </w:pPr>
-      <w:r>
-        <w:rPr>
-          <w:sz w:val="22"/>
-        </w:rPr>
-        <w:t>Work directly in this document — type your answers in the Answer boxes provided. When finished, export to PDF (File → Export as PDF on macOS; File → Save As → PDF on Windows) and submit the PDF file as described below.</w:t>
-      </w:r>
-    </w:p>
-    &gt;
   </w:body>
 </w:document>
 </file>
 
 <file path=word/endnotes.xml><?xml version="1.0" encoding="utf-8"?>
-<w:endnotes xmlns:wpc="http://schemas.microsoft.com/office/word/2010/wordprocessingCanvas" xmlns:cx="http://schemas.microsoft.com/office/drawing/2014/chartex" xmlns:cx1="http://schemas.microsoft.com/office/drawing/2015/9/8/chartex" xmlns:cx2="http://schemas.microsoft.com/office/drawing/2015/10/21/chartex" xmlns:cx3="http://schemas.microsoft.com/office/drawing/2016/5/9/chartex" xmlns:cx4="http://schemas.microsoft.com/office/drawing/2016/5/10/chartex" xmlns:cx5="http://schemas.microsoft.com/office/drawing/2016/5/11/chartex" xmlns:cx6="http://schemas.microsoft.com/office/drawing/2016/5/12/chartex" xmlns:cx7="http://schemas.microsoft.com/office/drawing/2016/5/13/chartex" xmlns:cx8="http://schemas.microsoft.com/office/drawing/2016/5/14/chartex" xmlns:mc="http://schemas.openxmlformats.org/markup-compatibility/2006" xmlns:m="http://schemas.openxmlformats.org/officeDocument/2006/math" xmlns:aink="http://schemas.microsoft.com/office/drawing/2016/ink" xmlns:am3d="http://schemas.microsoft.com/office/drawing/2017/model3d" xmlns:oel="http://schemas.microsoft.com/office/2019/extlst" xmlns:r="http://schemas.openxmlformats.org/officeDocument/2006/relationships" xmlns:wp14="http://schemas.microsoft.com/office/word/2010/wordprocessingDrawing" xmlns:wp="http://schemas.openxmlformats.org/drawingml/2006/wordprocessingDrawing" xmlns:wpg="http://schemas.microsoft.com/office/word/2010/wordprocessingGroup" xmlns:wpi="http://schemas.microsoft.com/office/word/2010/wordprocessingInk" xmlns:wps="http://schemas.microsoft.com/office/word/2010/wordprocessingShape" xmlns:o="urn:schemas-microsoft-com:office:office" xmlns:v="urn:schemas-microsoft-com:vml" xmlns:w10="urn:schemas-microsoft-com:office:word" xmlns:w="http://schemas.openxmlformats.org/wordprocessingml/2006/main" xmlns:w14="http://schemas.microsoft.com/office/word/2010/wordml" xmlns:w15="http://schemas.microsoft.com/office/word/2012/wordml" xmlns:w16cei="http://schemas.microsoft.com/office/word/2026/wordml/cei" xmlns:w16cex="http://schemas.microsoft.com/office/word/2018/wordml/cex" xmlns:w16cid="http://schemas.microsoft.com/office/word/2016/wordml/cid" xmlns:w16="http://schemas.microsoft.com/office/word/2018/wordml" xmlns:w16sdtdh="http://schemas.microsoft.com/office/word/2020/wordml/sdtdatahash" xmlns:w16sdtfl="http://schemas.microsoft.com/office/word/2024/wordml/sdtformatlock" xmlns:w16se="http://schemas.microsoft.com/office/word/2015/wordml/symex" xmlns:w16du="http://schemas.microsoft.com/office/word/2023/wordml/word16du" xmlns:wne="http://schemas.microsoft.com/office/word/2006/wordml" mc:Ignorable="w14 w15 w16se w16cid w16 w16cex w16sdtdh w16sdtfl w16du wp14">
+<w:endnotes xmlns:wpc="http://schemas.microsoft.com/office/word/2010/wordprocessingCanvas" xmlns:cx="http://schemas.microsoft.com/office/drawing/2014/chartex" xmlns:cx1="http://schemas.microsoft.com/office/drawing/2015/9/8/chartex" xmlns:cx2="http://schemas.microsoft.com/office/drawing/2015/10/21/chartex" xmlns:cx3="http://schemas.microsoft.com/office/drawing/2016/5/9/chartex" xmlns:cx4="http://schemas.microsoft.com/office/drawing/2016/5/10/chartex" xmlns:cx5="http://schemas.microsoft.com/office/drawing/2016/5/11/chartex" xmlns:cx6="http://schemas.microsoft.com/office/drawing/2016/5/12/chartex" xmlns:cx7="http://schemas.microsoft.com/office/drawing/2016/5/13/chartex" xmlns:cx8="http://schemas.microsoft.com/office/drawing/2016/5/14/chartex" xmlns:mc="http://schemas.openxmlformats.org/markup-compatibility/2006" xmlns:aink="http://schemas.microsoft.com/office/drawing/2016/ink" xmlns:am3d="http://schemas.microsoft.com/office/drawing/2017/model3d" xmlns:o="urn:schemas-microsoft-com:office:office" xmlns:oel="http://schemas.microsoft.com/office/2019/extlst" xmlns:r="http://schemas.openxmlformats.org/officeDocument/2006/relationships" xmlns:m="http://schemas.openxmlformats.org/officeDocument/2006/math" xmlns:v="urn:schemas-microsoft-com:vml" xmlns:wp14="http://schemas.microsoft.com/office/word/2010/wordprocessingDrawing" xmlns:wp="http://schemas.openxmlformats.org/drawingml/2006/wordprocessingDrawing" xmlns:w10="urn:schemas-microsoft-com:office:word" xmlns:w="http://schemas.openxmlformats.org/wordprocessingml/2006/main" xmlns:w14="http://schemas.microsoft.com/office/word/2010/wordml" xmlns:w15="http://schemas.microsoft.com/office/word/2012/wordml" xmlns:w16cex="http://schemas.microsoft.com/office/word/2018/wordml/cex" xmlns:w16cid="http://schemas.microsoft.com/office/word/2016/wordml/cid" xmlns:w16="http://schemas.microsoft.com/office/word/2018/wordml" xmlns:w16du="http://schemas.microsoft.com/office/word/2023/wordml/word16du" xmlns:w16sdtdh="http://schemas.microsoft.com/office/word/2020/wordml/sdtdatahash" xmlns:w16sdtfl="http://schemas.microsoft.com/office/word/2024/wordml/sdtformatlock" xmlns:w16se="http://schemas.microsoft.com/office/word/2015/wordml/symex" xmlns:wpg="http://schemas.microsoft.com/office/word/2010/wordprocessingGroup" xmlns:wpi="http://schemas.microsoft.com/office/word/2010/wordprocessingInk" xmlns:wne="http://schemas.microsoft.com/office/word/2006/wordml" xmlns:wps="http://schemas.microsoft.com/office/word/2010/wordprocessingShape" mc:Ignorable="w14 w15 w16se w16cid w16 w16cex w16sdtdh w16sdtfl w16du wp14">
   <w:endnote w:type="separator" w:id="-1">
     <w:p>
       <w:pPr>
@@ -1462,7 +1942,7 @@
 </file>
 
 <file path=word/footer1.xml><?xml version="1.0" encoding="utf-8"?>
-<w:ftr xmlns:wpc="http://schemas.microsoft.com/office/word/2010/wordprocessingCanvas" xmlns:cx="http://schemas.microsoft.com/office/drawing/2014/chartex" xmlns:cx1="http://schemas.microsoft.com/office/drawing/2015/9/8/chartex" xmlns:cx2="http://schemas.microsoft.com/office/drawing/2015/10/21/chartex" xmlns:cx3="http://schemas.microsoft.com/office/drawing/2016/5/9/chartex" xmlns:cx4="http://schemas.microsoft.com/office/drawing/2016/5/10/chartex" xmlns:cx5="http://schemas.microsoft.com/office/drawing/2016/5/11/chartex" xmlns:cx6="http://schemas.microsoft.com/office/drawing/2016/5/12/chartex" xmlns:cx7="http://schemas.microsoft.com/office/drawing/2016/5/13/chartex" xmlns:cx8="http://schemas.microsoft.com/office/drawing/2016/5/14/chartex" xmlns:mc="http://schemas.openxmlformats.org/markup-compatibility/2006" xmlns:m="http://schemas.openxmlformats.org/officeDocument/2006/math" xmlns:aink="http://schemas.microsoft.com/office/drawing/2016/ink" xmlns:am3d="http://schemas.microsoft.com/office/drawing/2017/model3d" xmlns:oel="http://schemas.microsoft.com/office/2019/extlst" xmlns:r="http://schemas.openxmlformats.org/officeDocument/2006/relationships" xmlns:wp14="http://schemas.microsoft.com/office/word/2010/wordprocessingDrawing" xmlns:wp="http://schemas.openxmlformats.org/drawingml/2006/wordprocessingDrawing" xmlns:wpg="http://schemas.microsoft.com/office/word/2010/wordprocessingGroup" xmlns:wpi="http://schemas.microsoft.com/office/word/2010/wordprocessingInk" xmlns:wps="http://schemas.microsoft.com/office/word/2010/wordprocessingShape" xmlns:o="urn:schemas-microsoft-com:office:office" xmlns:v="urn:schemas-microsoft-com:vml" xmlns:w10="urn:schemas-microsoft-com:office:word" xmlns:w="http://schemas.openxmlformats.org/wordprocessingml/2006/main" xmlns:w14="http://schemas.microsoft.com/office/word/2010/wordml" xmlns:w15="http://schemas.microsoft.com/office/word/2012/wordml" xmlns:w16cei="http://schemas.microsoft.com/office/word/2026/wordml/cei" xmlns:w16cex="http://schemas.microsoft.com/office/word/2018/wordml/cex" xmlns:w16cid="http://schemas.microsoft.com/office/word/2016/wordml/cid" xmlns:w16="http://schemas.microsoft.com/office/word/2018/wordml" xmlns:w16sdtdh="http://schemas.microsoft.com/office/word/2020/wordml/sdtdatahash" xmlns:w16sdtfl="http://schemas.microsoft.com/office/word/2024/wordml/sdtformatlock" xmlns:w16se="http://schemas.microsoft.com/office/word/2015/wordml/symex" xmlns:w16du="http://schemas.microsoft.com/office/word/2023/wordml/word16du" xmlns:wne="http://schemas.microsoft.com/office/word/2006/wordml" mc:Ignorable="w14 w15 w16se w16cid w16 w16cex w16sdtdh w16sdtfl w16du wp14">
+<w:ftr xmlns:wpc="http://schemas.microsoft.com/office/word/2010/wordprocessingCanvas" xmlns:cx="http://schemas.microsoft.com/office/drawing/2014/chartex" xmlns:cx1="http://schemas.microsoft.com/office/drawing/2015/9/8/chartex" xmlns:cx2="http://schemas.microsoft.com/office/drawing/2015/10/21/chartex" xmlns:cx3="http://schemas.microsoft.com/office/drawing/2016/5/9/chartex" xmlns:cx4="http://schemas.microsoft.com/office/drawing/2016/5/10/chartex" xmlns:cx5="http://schemas.microsoft.com/office/drawing/2016/5/11/chartex" xmlns:cx6="http://schemas.microsoft.com/office/drawing/2016/5/12/chartex" xmlns:cx7="http://schemas.microsoft.com/office/drawing/2016/5/13/chartex" xmlns:cx8="http://schemas.microsoft.com/office/drawing/2016/5/14/chartex" xmlns:mc="http://schemas.openxmlformats.org/markup-compatibility/2006" xmlns:aink="http://schemas.microsoft.com/office/drawing/2016/ink" xmlns:am3d="http://schemas.microsoft.com/office/drawing/2017/model3d" xmlns:o="urn:schemas-microsoft-com:office:office" xmlns:oel="http://schemas.microsoft.com/office/2019/extlst" xmlns:r="http://schemas.openxmlformats.org/officeDocument/2006/relationships" xmlns:m="http://schemas.openxmlformats.org/officeDocument/2006/math" xmlns:v="urn:schemas-microsoft-com:vml" xmlns:wp14="http://schemas.microsoft.com/office/word/2010/wordprocessingDrawing" xmlns:wp="http://schemas.openxmlformats.org/drawingml/2006/wordprocessingDrawing" xmlns:w10="urn:schemas-microsoft-com:office:word" xmlns:w="http://schemas.openxmlformats.org/wordprocessingml/2006/main" xmlns:w14="http://schemas.microsoft.com/office/word/2010/wordml" xmlns:w15="http://schemas.microsoft.com/office/word/2012/wordml" xmlns:w16cex="http://schemas.microsoft.com/office/word/2018/wordml/cex" xmlns:w16cid="http://schemas.microsoft.com/office/word/2016/wordml/cid" xmlns:w16="http://schemas.microsoft.com/office/word/2018/wordml" xmlns:w16du="http://schemas.microsoft.com/office/word/2023/wordml/word16du" xmlns:w16sdtdh="http://schemas.microsoft.com/office/word/2020/wordml/sdtdatahash" xmlns:w16sdtfl="http://schemas.microsoft.com/office/word/2024/wordml/sdtformatlock" xmlns:w16se="http://schemas.microsoft.com/office/word/2015/wordml/symex" xmlns:wpg="http://schemas.microsoft.com/office/word/2010/wordprocessingGroup" xmlns:wpi="http://schemas.microsoft.com/office/word/2010/wordprocessingInk" xmlns:wne="http://schemas.microsoft.com/office/word/2006/wordml" xmlns:wps="http://schemas.microsoft.com/office/word/2010/wordprocessingShape" mc:Ignorable="w14 w15 w16se w16cid w16 w16cex w16sdtdh w16sdtfl w16du wp14">
   <w:p>
     <w:pPr>
       <w:pStyle w:val="Footer"/>
@@ -1472,7 +1952,7 @@
 </file>
 
 <file path=word/footer2.xml><?xml version="1.0" encoding="utf-8"?>
-<w:ftr xmlns:wpc="http://schemas.microsoft.com/office/word/2010/wordprocessingCanvas" xmlns:cx="http://schemas.microsoft.com/office/drawing/2014/chartex" xmlns:cx1="http://schemas.microsoft.com/office/drawing/2015/9/8/chartex" xmlns:cx2="http://schemas.microsoft.com/office/drawing/2015/10/21/chartex" xmlns:cx3="http://schemas.microsoft.com/office/drawing/2016/5/9/chartex" xmlns:cx4="http://schemas.microsoft.com/office/drawing/2016/5/10/chartex" xmlns:cx5="http://schemas.microsoft.com/office/drawing/2016/5/11/chartex" xmlns:cx6="http://schemas.microsoft.com/office/drawing/2016/5/12/chartex" xmlns:cx7="http://schemas.microsoft.com/office/drawing/2016/5/13/chartex" xmlns:cx8="http://schemas.microsoft.com/office/drawing/2016/5/14/chartex" xmlns:mc="http://schemas.openxmlformats.org/markup-compatibility/2006" xmlns:m="http://schemas.openxmlformats.org/officeDocument/2006/math" xmlns:aink="http://schemas.microsoft.com/office/drawing/2016/ink" xmlns:am3d="http://schemas.microsoft.com/office/drawing/2017/model3d" xmlns:oel="http://schemas.microsoft.com/office/2019/extlst" xmlns:r="http://schemas.openxmlformats.org/officeDocument/2006/relationships" xmlns:wp14="http://schemas.microsoft.com/office/word/2010/wordprocessingDrawing" xmlns:wp="http://schemas.openxmlformats.org/drawingml/2006/wordprocessingDrawing" xmlns:wpg="http://schemas.microsoft.com/office/word/2010/wordprocessingGroup" xmlns:wpi="http://schemas.microsoft.com/office/word/2010/wordprocessingInk" xmlns:wps="http://schemas.microsoft.com/office/word/2010/wordprocessingShape" xmlns:o="urn:schemas-microsoft-com:office:office" xmlns:v="urn:schemas-microsoft-com:vml" xmlns:w10="urn:schemas-microsoft-com:office:word" xmlns:w="http://schemas.openxmlformats.org/wordprocessingml/2006/main" xmlns:w14="http://schemas.microsoft.com/office/word/2010/wordml" xmlns:w15="http://schemas.microsoft.com/office/word/2012/wordml" xmlns:w16cei="http://schemas.microsoft.com/office/word/2026/wordml/cei" xmlns:w16cex="http://schemas.microsoft.com/office/word/2018/wordml/cex" xmlns:w16cid="http://schemas.microsoft.com/office/word/2016/wordml/cid" xmlns:w16="http://schemas.microsoft.com/office/word/2018/wordml" xmlns:w16sdtdh="http://schemas.microsoft.com/office/word/2020/wordml/sdtdatahash" xmlns:w16sdtfl="http://schemas.microsoft.com/office/word/2024/wordml/sdtformatlock" xmlns:w16se="http://schemas.microsoft.com/office/word/2015/wordml/symex" xmlns:w16du="http://schemas.microsoft.com/office/word/2023/wordml/word16du" xmlns:wne="http://schemas.microsoft.com/office/word/2006/wordml" mc:Ignorable="w14 w15 w16se w16cid w16 w16cex w16sdtdh w16sdtfl w16du wp14">
+<w:ftr xmlns:wpc="http://schemas.microsoft.com/office/word/2010/wordprocessingCanvas" xmlns:cx="http://schemas.microsoft.com/office/drawing/2014/chartex" xmlns:cx1="http://schemas.microsoft.com/office/drawing/2015/9/8/chartex" xmlns:cx2="http://schemas.microsoft.com/office/drawing/2015/10/21/chartex" xmlns:cx3="http://schemas.microsoft.com/office/drawing/2016/5/9/chartex" xmlns:cx4="http://schemas.microsoft.com/office/drawing/2016/5/10/chartex" xmlns:cx5="http://schemas.microsoft.com/office/drawing/2016/5/11/chartex" xmlns:cx6="http://schemas.microsoft.com/office/drawing/2016/5/12/chartex" xmlns:cx7="http://schemas.microsoft.com/office/drawing/2016/5/13/chartex" xmlns:cx8="http://schemas.microsoft.com/office/drawing/2016/5/14/chartex" xmlns:mc="http://schemas.openxmlformats.org/markup-compatibility/2006" xmlns:aink="http://schemas.microsoft.com/office/drawing/2016/ink" xmlns:am3d="http://schemas.microsoft.com/office/drawing/2017/model3d" xmlns:o="urn:schemas-microsoft-com:office:office" xmlns:oel="http://schemas.microsoft.com/office/2019/extlst" xmlns:r="http://schemas.openxmlformats.org/officeDocument/2006/relationships" xmlns:m="http://schemas.openxmlformats.org/officeDocument/2006/math" xmlns:v="urn:schemas-microsoft-com:vml" xmlns:wp14="http://schemas.microsoft.com/office/word/2010/wordprocessingDrawing" xmlns:wp="http://schemas.openxmlformats.org/drawingml/2006/wordprocessingDrawing" xmlns:w10="urn:schemas-microsoft-com:office:word" xmlns:w="http://schemas.openxmlformats.org/wordprocessingml/2006/main" xmlns:w14="http://schemas.microsoft.com/office/word/2010/wordml" xmlns:w15="http://schemas.microsoft.com/office/word/2012/wordml" xmlns:w16cex="http://schemas.microsoft.com/office/word/2018/wordml/cex" xmlns:w16cid="http://schemas.microsoft.com/office/word/2016/wordml/cid" xmlns:w16="http://schemas.microsoft.com/office/word/2018/wordml" xmlns:w16du="http://schemas.microsoft.com/office/word/2023/wordml/word16du" xmlns:w16sdtdh="http://schemas.microsoft.com/office/word/2020/wordml/sdtdatahash" xmlns:w16sdtfl="http://schemas.microsoft.com/office/word/2024/wordml/sdtformatlock" xmlns:w16se="http://schemas.microsoft.com/office/word/2015/wordml/symex" xmlns:wpg="http://schemas.microsoft.com/office/word/2010/wordprocessingGroup" xmlns:wpi="http://schemas.microsoft.com/office/word/2010/wordprocessingInk" xmlns:wne="http://schemas.microsoft.com/office/word/2006/wordml" xmlns:wps="http://schemas.microsoft.com/office/word/2010/wordprocessingShape" mc:Ignorable="w14 w15 w16se w16cid w16 w16cex w16sdtdh w16sdtfl w16du wp14">
   <w:p>
     <w:pPr>
       <w:pStyle w:val="Footer"/>
@@ -1482,7 +1962,7 @@
 </file>
 
 <file path=word/footer3.xml><?xml version="1.0" encoding="utf-8"?>
-<w:ftr xmlns:wpc="http://schemas.microsoft.com/office/word/2010/wordprocessingCanvas" xmlns:cx="http://schemas.microsoft.com/office/drawing/2014/chartex" xmlns:cx1="http://schemas.microsoft.com/office/drawing/2015/9/8/chartex" xmlns:cx2="http://schemas.microsoft.com/office/drawing/2015/10/21/chartex" xmlns:cx3="http://schemas.microsoft.com/office/drawing/2016/5/9/chartex" xmlns:cx4="http://schemas.microsoft.com/office/drawing/2016/5/10/chartex" xmlns:cx5="http://schemas.microsoft.com/office/drawing/2016/5/11/chartex" xmlns:cx6="http://schemas.microsoft.com/office/drawing/2016/5/12/chartex" xmlns:cx7="http://schemas.microsoft.com/office/drawing/2016/5/13/chartex" xmlns:cx8="http://schemas.microsoft.com/office/drawing/2016/5/14/chartex" xmlns:mc="http://schemas.openxmlformats.org/markup-compatibility/2006" xmlns:m="http://schemas.openxmlformats.org/officeDocument/2006/math" xmlns:aink="http://schemas.microsoft.com/office/drawing/2016/ink" xmlns:am3d="http://schemas.microsoft.com/office/drawing/2017/model3d" xmlns:oel="http://schemas.microsoft.com/office/2019/extlst" xmlns:r="http://schemas.openxmlformats.org/officeDocument/2006/relationships" xmlns:wp14="http://schemas.microsoft.com/office/word/2010/wordprocessingDrawing" xmlns:wp="http://schemas.openxmlformats.org/drawingml/2006/wordprocessingDrawing" xmlns:wpg="http://schemas.microsoft.com/office/word/2010/wordprocessingGroup" xmlns:wpi="http://schemas.microsoft.com/office/word/2010/wordprocessingInk" xmlns:wps="http://schemas.microsoft.com/office/word/2010/wordprocessingShape" xmlns:o="urn:schemas-microsoft-com:office:office" xmlns:v="urn:schemas-microsoft-com:vml" xmlns:w10="urn:schemas-microsoft-com:office:word" xmlns:w="http://schemas.openxmlformats.org/wordprocessingml/2006/main" xmlns:w14="http://schemas.microsoft.com/office/word/2010/wordml" xmlns:w15="http://schemas.microsoft.com/office/word/2012/wordml" xmlns:w16cei="http://schemas.microsoft.com/office/word/2026/wordml/cei" xmlns:w16cex="http://schemas.microsoft.com/office/word/2018/wordml/cex" xmlns:w16cid="http://schemas.microsoft.com/office/word/2016/wordml/cid" xmlns:w16="http://schemas.microsoft.com/office/word/2018/wordml" xmlns:w16sdtdh="http://schemas.microsoft.com/office/word/2020/wordml/sdtdatahash" xmlns:w16sdtfl="http://schemas.microsoft.com/office/word/2024/wordml/sdtformatlock" xmlns:w16se="http://schemas.microsoft.com/office/word/2015/wordml/symex" xmlns:w16du="http://schemas.microsoft.com/office/word/2023/wordml/word16du" xmlns:wne="http://schemas.microsoft.com/office/word/2006/wordml" mc:Ignorable="w14 w15 w16se w16cid w16 w16cex w16sdtdh w16sdtfl w16du wp14">
+<w:ftr xmlns:wpc="http://schemas.microsoft.com/office/word/2010/wordprocessingCanvas" xmlns:cx="http://schemas.microsoft.com/office/drawing/2014/chartex" xmlns:cx1="http://schemas.microsoft.com/office/drawing/2015/9/8/chartex" xmlns:cx2="http://schemas.microsoft.com/office/drawing/2015/10/21/chartex" xmlns:cx3="http://schemas.microsoft.com/office/drawing/2016/5/9/chartex" xmlns:cx4="http://schemas.microsoft.com/office/drawing/2016/5/10/chartex" xmlns:cx5="http://schemas.microsoft.com/office/drawing/2016/5/11/chartex" xmlns:cx6="http://schemas.microsoft.com/office/drawing/2016/5/12/chartex" xmlns:cx7="http://schemas.microsoft.com/office/drawing/2016/5/13/chartex" xmlns:cx8="http://schemas.microsoft.com/office/drawing/2016/5/14/chartex" xmlns:mc="http://schemas.openxmlformats.org/markup-compatibility/2006" xmlns:aink="http://schemas.microsoft.com/office/drawing/2016/ink" xmlns:am3d="http://schemas.microsoft.com/office/drawing/2017/model3d" xmlns:o="urn:schemas-microsoft-com:office:office" xmlns:oel="http://schemas.microsoft.com/office/2019/extlst" xmlns:r="http://schemas.openxmlformats.org/officeDocument/2006/relationships" xmlns:m="http://schemas.openxmlformats.org/officeDocument/2006/math" xmlns:v="urn:schemas-microsoft-com:vml" xmlns:wp14="http://schemas.microsoft.com/office/word/2010/wordprocessingDrawing" xmlns:wp="http://schemas.openxmlformats.org/drawingml/2006/wordprocessingDrawing" xmlns:w10="urn:schemas-microsoft-com:office:word" xmlns:w="http://schemas.openxmlformats.org/wordprocessingml/2006/main" xmlns:w14="http://schemas.microsoft.com/office/word/2010/wordml" xmlns:w15="http://schemas.microsoft.com/office/word/2012/wordml" xmlns:w16cex="http://schemas.microsoft.com/office/word/2018/wordml/cex" xmlns:w16cid="http://schemas.microsoft.com/office/word/2016/wordml/cid" xmlns:w16="http://schemas.microsoft.com/office/word/2018/wordml" xmlns:w16du="http://schemas.microsoft.com/office/word/2023/wordml/word16du" xmlns:w16sdtdh="http://schemas.microsoft.com/office/word/2020/wordml/sdtdatahash" xmlns:w16sdtfl="http://schemas.microsoft.com/office/word/2024/wordml/sdtformatlock" xmlns:w16se="http://schemas.microsoft.com/office/word/2015/wordml/symex" xmlns:wpg="http://schemas.microsoft.com/office/word/2010/wordprocessingGroup" xmlns:wpi="http://schemas.microsoft.com/office/word/2010/wordprocessingInk" xmlns:wne="http://schemas.microsoft.com/office/word/2006/wordml" xmlns:wps="http://schemas.microsoft.com/office/word/2010/wordprocessingShape" mc:Ignorable="w14 w15 w16se w16cid w16 w16cex w16sdtdh w16sdtfl w16du wp14">
   <w:p>
     <w:pPr>
       <w:pStyle w:val="Footer"/>
@@ -1492,7 +1972,7 @@
 </file>
 
 <file path=word/footnotes.xml><?xml version="1.0" encoding="utf-8"?>
-<w:footnotes xmlns:wpc="http://schemas.microsoft.com/office/word/2010/wordprocessingCanvas" xmlns:cx="http://schemas.microsoft.com/office/drawing/2014/chartex" xmlns:cx1="http://schemas.microsoft.com/office/drawing/2015/9/8/chartex" xmlns:cx2="http://schemas.microsoft.com/office/drawing/2015/10/21/chartex" xmlns:cx3="http://schemas.microsoft.com/office/drawing/2016/5/9/chartex" xmlns:cx4="http://schemas.microsoft.com/office/drawing/2016/5/10/chartex" xmlns:cx5="http://schemas.microsoft.com/office/drawing/2016/5/11/chartex" xmlns:cx6="http://schemas.microsoft.com/office/drawing/2016/5/12/chartex" xmlns:cx7="http://schemas.microsoft.com/office/drawing/2016/5/13/chartex" xmlns:cx8="http://schemas.microsoft.com/office/drawing/2016/5/14/chartex" xmlns:mc="http://schemas.openxmlformats.org/markup-compatibility/2006" xmlns:m="http://schemas.openxmlformats.org/officeDocument/2006/math" xmlns:aink="http://schemas.microsoft.com/office/drawing/2016/ink" xmlns:am3d="http://schemas.microsoft.com/office/drawing/2017/model3d" xmlns:oel="http://schemas.microsoft.com/office/2019/extlst" xmlns:r="http://schemas.openxmlformats.org/officeDocument/2006/relationships" xmlns:wp14="http://schemas.microsoft.com/office/word/2010/wordprocessingDrawing" xmlns:wp="http://schemas.openxmlformats.org/drawingml/2006/wordprocessingDrawing" xmlns:wpg="http://schemas.microsoft.com/office/word/2010/wordprocessingGroup" xmlns:wpi="http://schemas.microsoft.com/office/word/2010/wordprocessingInk" xmlns:wps="http://schemas.microsoft.com/office/word/2010/wordprocessingShape" xmlns:o="urn:schemas-microsoft-com:office:office" xmlns:v="urn:schemas-microsoft-com:vml" xmlns:w10="urn:schemas-microsoft-com:office:word" xmlns:w="http://schemas.openxmlformats.org/wordprocessingml/2006/main" xmlns:w14="http://schemas.microsoft.com/office/word/2010/wordml" xmlns:w15="http://schemas.microsoft.com/office/word/2012/wordml" xmlns:w16cei="http://schemas.microsoft.com/office/word/2026/wordml/cei" xmlns:w16cex="http://schemas.microsoft.com/office/word/2018/wordml/cex" xmlns:w16cid="http://schemas.microsoft.com/office/word/2016/wordml/cid" xmlns:w16="http://schemas.microsoft.com/office/word/2018/wordml" xmlns:w16sdtdh="http://schemas.microsoft.com/office/word/2020/wordml/sdtdatahash" xmlns:w16sdtfl="http://schemas.microsoft.com/office/word/2024/wordml/sdtformatlock" xmlns:w16se="http://schemas.microsoft.com/office/word/2015/wordml/symex" xmlns:w16du="http://schemas.microsoft.com/office/word/2023/wordml/word16du" xmlns:wne="http://schemas.microsoft.com/office/word/2006/wordml" mc:Ignorable="w14 w15 w16se w16cid w16 w16cex w16sdtdh w16sdtfl w16du wp14">
+<w:footnotes xmlns:wpc="http://schemas.microsoft.com/office/word/2010/wordprocessingCanvas" xmlns:cx="http://schemas.microsoft.com/office/drawing/2014/chartex" xmlns:cx1="http://schemas.microsoft.com/office/drawing/2015/9/8/chartex" xmlns:cx2="http://schemas.microsoft.com/office/drawing/2015/10/21/chartex" xmlns:cx3="http://schemas.microsoft.com/office/drawing/2016/5/9/chartex" xmlns:cx4="http://schemas.microsoft.com/office/drawing/2016/5/10/chartex" xmlns:cx5="http://schemas.microsoft.com/office/drawing/2016/5/11/chartex" xmlns:cx6="http://schemas.microsoft.com/office/drawing/2016/5/12/chartex" xmlns:cx7="http://schemas.microsoft.com/office/drawing/2016/5/13/chartex" xmlns:cx8="http://schemas.microsoft.com/office/drawing/2016/5/14/chartex" xmlns:mc="http://schemas.openxmlformats.org/markup-compatibility/2006" xmlns:aink="http://schemas.microsoft.com/office/drawing/2016/ink" xmlns:am3d="http://schemas.microsoft.com/office/drawing/2017/model3d" xmlns:o="urn:schemas-microsoft-com:office:office" xmlns:oel="http://schemas.microsoft.com/office/2019/extlst" xmlns:r="http://schemas.openxmlformats.org/officeDocument/2006/relationships" xmlns:m="http://schemas.openxmlformats.org/officeDocument/2006/math" xmlns:v="urn:schemas-microsoft-com:vml" xmlns:wp14="http://schemas.microsoft.com/office/word/2010/wordprocessingDrawing" xmlns:wp="http://schemas.openxmlformats.org/drawingml/2006/wordprocessingDrawing" xmlns:w10="urn:schemas-microsoft-com:office:word" xmlns:w="http://schemas.openxmlformats.org/wordprocessingml/2006/main" xmlns:w14="http://schemas.microsoft.com/office/word/2010/wordml" xmlns:w15="http://schemas.microsoft.com/office/word/2012/wordml" xmlns:w16cex="http://schemas.microsoft.com/office/word/2018/wordml/cex" xmlns:w16cid="http://schemas.microsoft.com/office/word/2016/wordml/cid" xmlns:w16="http://schemas.microsoft.com/office/word/2018/wordml" xmlns:w16du="http://schemas.microsoft.com/office/word/2023/wordml/word16du" xmlns:w16sdtdh="http://schemas.microsoft.com/office/word/2020/wordml/sdtdatahash" xmlns:w16sdtfl="http://schemas.microsoft.com/office/word/2024/wordml/sdtformatlock" xmlns:w16se="http://schemas.microsoft.com/office/word/2015/wordml/symex" xmlns:wpg="http://schemas.microsoft.com/office/word/2010/wordprocessingGroup" xmlns:wpi="http://schemas.microsoft.com/office/word/2010/wordprocessingInk" xmlns:wne="http://schemas.microsoft.com/office/word/2006/wordml" xmlns:wps="http://schemas.microsoft.com/office/word/2010/wordprocessingShape" mc:Ignorable="w14 w15 w16se w16cid w16 w16cex w16sdtdh w16sdtfl w16du wp14">
   <w:footnote w:type="separator" w:id="-1">
     <w:p>
       <w:pPr>
@@ -1517,7 +1997,7 @@
 </file>
 
 <file path=word/header1.xml><?xml version="1.0" encoding="utf-8"?>
-<w:hdr xmlns:wpc="http://schemas.microsoft.com/office/word/2010/wordprocessingCanvas" xmlns:cx="http://schemas.microsoft.com/office/drawing/2014/chartex" xmlns:cx1="http://schemas.microsoft.com/office/drawing/2015/9/8/chartex" xmlns:cx2="http://schemas.microsoft.com/office/drawing/2015/10/21/chartex" xmlns:cx3="http://schemas.microsoft.com/office/drawing/2016/5/9/chartex" xmlns:cx4="http://schemas.microsoft.com/office/drawing/2016/5/10/chartex" xmlns:cx5="http://schemas.microsoft.com/office/drawing/2016/5/11/chartex" xmlns:cx6="http://schemas.microsoft.com/office/drawing/2016/5/12/chartex" xmlns:cx7="http://schemas.microsoft.com/office/drawing/2016/5/13/chartex" xmlns:cx8="http://schemas.microsoft.com/office/drawing/2016/5/14/chartex" xmlns:mc="http://schemas.openxmlformats.org/markup-compatibility/2006" xmlns:m="http://schemas.openxmlformats.org/officeDocument/2006/math" xmlns:aink="http://schemas.microsoft.com/office/drawing/2016/ink" xmlns:am3d="http://schemas.microsoft.com/office/drawing/2017/model3d" xmlns:oel="http://schemas.microsoft.com/office/2019/extlst" xmlns:r="http://schemas.openxmlformats.org/officeDocument/2006/relationships" xmlns:wp14="http://schemas.microsoft.com/office/word/2010/wordprocessingDrawing" xmlns:wp="http://schemas.openxmlformats.org/drawingml/2006/wordprocessingDrawing" xmlns:wpg="http://schemas.microsoft.com/office/word/2010/wordprocessingGroup" xmlns:wpi="http://schemas.microsoft.com/office/word/2010/wordprocessingInk" xmlns:wps="http://schemas.microsoft.com/office/word/2010/wordprocessingShape" xmlns:o="urn:schemas-microsoft-com:office:office" xmlns:v="urn:schemas-microsoft-com:vml" xmlns:w10="urn:schemas-microsoft-com:office:word" xmlns:w="http://schemas.openxmlformats.org/wordprocessingml/2006/main" xmlns:w14="http://schemas.microsoft.com/office/word/2010/wordml" xmlns:w15="http://schemas.microsoft.com/office/word/2012/wordml" xmlns:w16cei="http://schemas.microsoft.com/office/word/2026/wordml/cei" xmlns:w16cex="http://schemas.microsoft.com/office/word/2018/wordml/cex" xmlns:w16cid="http://schemas.microsoft.com/office/word/2016/wordml/cid" xmlns:w16="http://schemas.microsoft.com/office/word/2018/wordml" xmlns:w16sdtdh="http://schemas.microsoft.com/office/word/2020/wordml/sdtdatahash" xmlns:w16sdtfl="http://schemas.microsoft.com/office/word/2024/wordml/sdtformatlock" xmlns:w16se="http://schemas.microsoft.com/office/word/2015/wordml/symex" xmlns:w16du="http://schemas.microsoft.com/office/word/2023/wordml/word16du" xmlns:wne="http://schemas.microsoft.com/office/word/2006/wordml" mc:Ignorable="w14 w15 w16se w16cid w16 w16cex w16sdtdh w16sdtfl w16du wp14">
+<w:hdr xmlns:wpc="http://schemas.microsoft.com/office/word/2010/wordprocessingCanvas" xmlns:cx="http://schemas.microsoft.com/office/drawing/2014/chartex" xmlns:cx1="http://schemas.microsoft.com/office/drawing/2015/9/8/chartex" xmlns:cx2="http://schemas.microsoft.com/office/drawing/2015/10/21/chartex" xmlns:cx3="http://schemas.microsoft.com/office/drawing/2016/5/9/chartex" xmlns:cx4="http://schemas.microsoft.com/office/drawing/2016/5/10/chartex" xmlns:cx5="http://schemas.microsoft.com/office/drawing/2016/5/11/chartex" xmlns:cx6="http://schemas.microsoft.com/office/drawing/2016/5/12/chartex" xmlns:cx7="http://schemas.microsoft.com/office/drawing/2016/5/13/chartex" xmlns:cx8="http://schemas.microsoft.com/office/drawing/2016/5/14/chartex" xmlns:mc="http://schemas.openxmlformats.org/markup-compatibility/2006" xmlns:aink="http://schemas.microsoft.com/office/drawing/2016/ink" xmlns:am3d="http://schemas.microsoft.com/office/drawing/2017/model3d" xmlns:o="urn:schemas-microsoft-com:office:office" xmlns:oel="http://schemas.microsoft.com/office/2019/extlst" xmlns:r="http://schemas.openxmlformats.org/officeDocument/2006/relationships" xmlns:m="http://schemas.openxmlformats.org/officeDocument/2006/math" xmlns:v="urn:schemas-microsoft-com:vml" xmlns:wp14="http://schemas.microsoft.com/office/word/2010/wordprocessingDrawing" xmlns:wp="http://schemas.openxmlformats.org/drawingml/2006/wordprocessingDrawing" xmlns:w10="urn:schemas-microsoft-com:office:word" xmlns:w="http://schemas.openxmlformats.org/wordprocessingml/2006/main" xmlns:w14="http://schemas.microsoft.com/office/word/2010/wordml" xmlns:w15="http://schemas.microsoft.com/office/word/2012/wordml" xmlns:w16cex="http://schemas.microsoft.com/office/word/2018/wordml/cex" xmlns:w16cid="http://schemas.microsoft.com/office/word/2016/wordml/cid" xmlns:w16="http://schemas.microsoft.com/office/word/2018/wordml" xmlns:w16du="http://schemas.microsoft.com/office/word/2023/wordml/word16du" xmlns:w16sdtdh="http://schemas.microsoft.com/office/word/2020/wordml/sdtdatahash" xmlns:w16sdtfl="http://schemas.microsoft.com/office/word/2024/wordml/sdtformatlock" xmlns:w16se="http://schemas.microsoft.com/office/word/2015/wordml/symex" xmlns:wpg="http://schemas.microsoft.com/office/word/2010/wordprocessingGroup" xmlns:wpi="http://schemas.microsoft.com/office/word/2010/wordprocessingInk" xmlns:wne="http://schemas.microsoft.com/office/word/2006/wordml" xmlns:wps="http://schemas.microsoft.com/office/word/2010/wordprocessingShape" mc:Ignorable="w14 w15 w16se w16cid w16 w16cex w16sdtdh w16sdtfl w16du wp14">
   <w:p>
     <w:pPr>
       <w:pStyle w:val="Header"/>
@@ -1527,7 +2007,7 @@
 </file>
 
 <file path=word/header2.xml><?xml version="1.0" encoding="utf-8"?>
-<w:hdr xmlns:wpc="http://schemas.microsoft.com/office/word/2010/wordprocessingCanvas" xmlns:cx="http://schemas.microsoft.com/office/drawing/2014/chartex" xmlns:cx1="http://schemas.microsoft.com/office/drawing/2015/9/8/chartex" xmlns:cx2="http://schemas.microsoft.com/office/drawing/2015/10/21/chartex" xmlns:cx3="http://schemas.microsoft.com/office/drawing/2016/5/9/chartex" xmlns:cx4="http://schemas.microsoft.com/office/drawing/2016/5/10/chartex" xmlns:cx5="http://schemas.microsoft.com/office/drawing/2016/5/11/chartex" xmlns:cx6="http://schemas.microsoft.com/office/drawing/2016/5/12/chartex" xmlns:cx7="http://schemas.microsoft.com/office/drawing/2016/5/13/chartex" xmlns:cx8="http://schemas.microsoft.com/office/drawing/2016/5/14/chartex" xmlns:mc="http://schemas.openxmlformats.org/markup-compatibility/2006" xmlns:m="http://schemas.openxmlformats.org/officeDocument/2006/math" xmlns:aink="http://schemas.microsoft.com/office/drawing/2016/ink" xmlns:am3d="http://schemas.microsoft.com/office/drawing/2017/model3d" xmlns:oel="http://schemas.microsoft.com/office/2019/extlst" xmlns:r="http://schemas.openxmlformats.org/officeDocument/2006/relationships" xmlns:wp14="http://schemas.microsoft.com/office/word/2010/wordprocessingDrawing" xmlns:wp="http://schemas.openxmlformats.org/drawingml/2006/wordprocessingDrawing" xmlns:wpg="http://schemas.microsoft.com/office/word/2010/wordprocessingGroup" xmlns:wpi="http://schemas.microsoft.com/office/word/2010/wordprocessingInk" xmlns:wps="http://schemas.microsoft.com/office/word/2010/wordprocessingShape" xmlns:o="urn:schemas-microsoft-com:office:office" xmlns:v="urn:schemas-microsoft-com:vml" xmlns:w10="urn:schemas-microsoft-com:office:word" xmlns:w="http://schemas.openxmlformats.org/wordprocessingml/2006/main" xmlns:w14="http://schemas.microsoft.com/office/word/2010/wordml" xmlns:w15="http://schemas.microsoft.com/office/word/2012/wordml" xmlns:w16cei="http://schemas.microsoft.com/office/word/2026/wordml/cei" xmlns:w16cex="http://schemas.microsoft.com/office/word/2018/wordml/cex" xmlns:w16cid="http://schemas.microsoft.com/office/word/2016/wordml/cid" xmlns:w16="http://schemas.microsoft.com/office/word/2018/wordml" xmlns:w16sdtdh="http://schemas.microsoft.com/office/word/2020/wordml/sdtdatahash" xmlns:w16sdtfl="http://schemas.microsoft.com/office/word/2024/wordml/sdtformatlock" xmlns:w16se="http://schemas.microsoft.com/office/word/2015/wordml/symex" xmlns:w16du="http://schemas.microsoft.com/office/word/2023/wordml/word16du" xmlns:wne="http://schemas.microsoft.com/office/word/2006/wordml" mc:Ignorable="w14 w15 w16se w16cid w16 w16cex w16sdtdh w16sdtfl w16du wp14">
+<w:hdr xmlns:wpc="http://schemas.microsoft.com/office/word/2010/wordprocessingCanvas" xmlns:cx="http://schemas.microsoft.com/office/drawing/2014/chartex" xmlns:cx1="http://schemas.microsoft.com/office/drawing/2015/9/8/chartex" xmlns:cx2="http://schemas.microsoft.com/office/drawing/2015/10/21/chartex" xmlns:cx3="http://schemas.microsoft.com/office/drawing/2016/5/9/chartex" xmlns:cx4="http://schemas.microsoft.com/office/drawing/2016/5/10/chartex" xmlns:cx5="http://schemas.microsoft.com/office/drawing/2016/5/11/chartex" xmlns:cx6="http://schemas.microsoft.com/office/drawing/2016/5/12/chartex" xmlns:cx7="http://schemas.microsoft.com/office/drawing/2016/5/13/chartex" xmlns:cx8="http://schemas.microsoft.com/office/drawing/2016/5/14/chartex" xmlns:mc="http://schemas.openxmlformats.org/markup-compatibility/2006" xmlns:aink="http://schemas.microsoft.com/office/drawing/2016/ink" xmlns:am3d="http://schemas.microsoft.com/office/drawing/2017/model3d" xmlns:o="urn:schemas-microsoft-com:office:office" xmlns:oel="http://schemas.microsoft.com/office/2019/extlst" xmlns:r="http://schemas.openxmlformats.org/officeDocument/2006/relationships" xmlns:m="http://schemas.openxmlformats.org/officeDocument/2006/math" xmlns:v="urn:schemas-microsoft-com:vml" xmlns:wp14="http://schemas.microsoft.com/office/word/2010/wordprocessingDrawing" xmlns:wp="http://schemas.openxmlformats.org/drawingml/2006/wordprocessingDrawing" xmlns:w10="urn:schemas-microsoft-com:office:word" xmlns:w="http://schemas.openxmlformats.org/wordprocessingml/2006/main" xmlns:w14="http://schemas.microsoft.com/office/word/2010/wordml" xmlns:w15="http://schemas.microsoft.com/office/word/2012/wordml" xmlns:w16cex="http://schemas.microsoft.com/office/word/2018/wordml/cex" xmlns:w16cid="http://schemas.microsoft.com/office/word/2016/wordml/cid" xmlns:w16="http://schemas.microsoft.com/office/word/2018/wordml" xmlns:w16du="http://schemas.microsoft.com/office/word/2023/wordml/word16du" xmlns:w16sdtdh="http://schemas.microsoft.com/office/word/2020/wordml/sdtdatahash" xmlns:w16sdtfl="http://schemas.microsoft.com/office/word/2024/wordml/sdtformatlock" xmlns:w16se="http://schemas.microsoft.com/office/word/2015/wordml/symex" xmlns:wpg="http://schemas.microsoft.com/office/word/2010/wordprocessingGroup" xmlns:wpi="http://schemas.microsoft.com/office/word/2010/wordprocessingInk" xmlns:wne="http://schemas.microsoft.com/office/word/2006/wordml" xmlns:wps="http://schemas.microsoft.com/office/word/2010/wordprocessingShape" mc:Ignorable="w14 w15 w16se w16cid w16 w16cex w16sdtdh w16sdtfl w16du wp14">
   <w:p>
     <w:pPr>
       <w:pStyle w:val="Header"/>
@@ -1537,7 +2017,7 @@
 </file>
 
 <file path=word/header3.xml><?xml version="1.0" encoding="utf-8"?>
-<w:hdr xmlns:wpc="http://schemas.microsoft.com/office/word/2010/wordprocessingCanvas" xmlns:cx="http://schemas.microsoft.com/office/drawing/2014/chartex" xmlns:cx1="http://schemas.microsoft.com/office/drawing/2015/9/8/chartex" xmlns:cx2="http://schemas.microsoft.com/office/drawing/2015/10/21/chartex" xmlns:cx3="http://schemas.microsoft.com/office/drawing/2016/5/9/chartex" xmlns:cx4="http://schemas.microsoft.com/office/drawing/2016/5/10/chartex" xmlns:cx5="http://schemas.microsoft.com/office/drawing/2016/5/11/chartex" xmlns:cx6="http://schemas.microsoft.com/office/drawing/2016/5/12/chartex" xmlns:cx7="http://schemas.microsoft.com/office/drawing/2016/5/13/chartex" xmlns:cx8="http://schemas.microsoft.com/office/drawing/2016/5/14/chartex" xmlns:mc="http://schemas.openxmlformats.org/markup-compatibility/2006" xmlns:m="http://schemas.openxmlformats.org/officeDocument/2006/math" xmlns:aink="http://schemas.microsoft.com/office/drawing/2016/ink" xmlns:am3d="http://schemas.microsoft.com/office/drawing/2017/model3d" xmlns:oel="http://schemas.microsoft.com/office/2019/extlst" xmlns:r="http://schemas.openxmlformats.org/officeDocument/2006/relationships" xmlns:wp14="http://schemas.microsoft.com/office/word/2010/wordprocessingDrawing" xmlns:wp="http://schemas.openxmlformats.org/drawingml/2006/wordprocessingDrawing" xmlns:wpg="http://schemas.microsoft.com/office/word/2010/wordprocessingGroup" xmlns:wpi="http://schemas.microsoft.com/office/word/2010/wordprocessingInk" xmlns:wps="http://schemas.microsoft.com/office/word/2010/wordprocessingShape" xmlns:o="urn:schemas-microsoft-com:office:office" xmlns:v="urn:schemas-microsoft-com:vml" xmlns:w10="urn:schemas-microsoft-com:office:word" xmlns:w="http://schemas.openxmlformats.org/wordprocessingml/2006/main" xmlns:w14="http://schemas.microsoft.com/office/word/2010/wordml" xmlns:w15="http://schemas.microsoft.com/office/word/2012/wordml" xmlns:w16cei="http://schemas.microsoft.com/office/word/2026/wordml/cei" xmlns:w16cex="http://schemas.microsoft.com/office/word/2018/wordml/cex" xmlns:w16cid="http://schemas.microsoft.com/office/word/2016/wordml/cid" xmlns:w16="http://schemas.microsoft.com/office/word/2018/wordml" xmlns:w16sdtdh="http://schemas.microsoft.com/office/word/2020/wordml/sdtdatahash" xmlns:w16sdtfl="http://schemas.microsoft.com/office/word/2024/wordml/sdtformatlock" xmlns:w16se="http://schemas.microsoft.com/office/word/2015/wordml/symex" xmlns:w16du="http://schemas.microsoft.com/office/word/2023/wordml/word16du" xmlns:wne="http://schemas.microsoft.com/office/word/2006/wordml" mc:Ignorable="w14 w15 w16se w16cid w16 w16cex w16sdtdh w16sdtfl w16du wp14">
+<w:hdr xmlns:wpc="http://schemas.microsoft.com/office/word/2010/wordprocessingCanvas" xmlns:cx="http://schemas.microsoft.com/office/drawing/2014/chartex" xmlns:cx1="http://schemas.microsoft.com/office/drawing/2015/9/8/chartex" xmlns:cx2="http://schemas.microsoft.com/office/drawing/2015/10/21/chartex" xmlns:cx3="http://schemas.microsoft.com/office/drawing/2016/5/9/chartex" xmlns:cx4="http://schemas.microsoft.com/office/drawing/2016/5/10/chartex" xmlns:cx5="http://schemas.microsoft.com/office/drawing/2016/5/11/chartex" xmlns:cx6="http://schemas.microsoft.com/office/drawing/2016/5/12/chartex" xmlns:cx7="http://schemas.microsoft.com/office/drawing/2016/5/13/chartex" xmlns:cx8="http://schemas.microsoft.com/office/drawing/2016/5/14/chartex" xmlns:mc="http://schemas.openxmlformats.org/markup-compatibility/2006" xmlns:aink="http://schemas.microsoft.com/office/drawing/2016/ink" xmlns:am3d="http://schemas.microsoft.com/office/drawing/2017/model3d" xmlns:o="urn:schemas-microsoft-com:office:office" xmlns:oel="http://schemas.microsoft.com/office/2019/extlst" xmlns:r="http://schemas.openxmlformats.org/officeDocument/2006/relationships" xmlns:m="http://schemas.openxmlformats.org/officeDocument/2006/math" xmlns:v="urn:schemas-microsoft-com:vml" xmlns:wp14="http://schemas.microsoft.com/office/word/2010/wordprocessingDrawing" xmlns:wp="http://schemas.openxmlformats.org/drawingml/2006/wordprocessingDrawing" xmlns:w10="urn:schemas-microsoft-com:office:word" xmlns:w="http://schemas.openxmlformats.org/wordprocessingml/2006/main" xmlns:w14="http://schemas.microsoft.com/office/word/2010/wordml" xmlns:w15="http://schemas.microsoft.com/office/word/2012/wordml" xmlns:w16cex="http://schemas.microsoft.com/office/word/2018/wordml/cex" xmlns:w16cid="http://schemas.microsoft.com/office/word/2016/wordml/cid" xmlns:w16="http://schemas.microsoft.com/office/word/2018/wordml" xmlns:w16du="http://schemas.microsoft.com/office/word/2023/wordml/word16du" xmlns:w16sdtdh="http://schemas.microsoft.com/office/word/2020/wordml/sdtdatahash" xmlns:w16sdtfl="http://schemas.microsoft.com/office/word/2024/wordml/sdtformatlock" xmlns:w16se="http://schemas.microsoft.com/office/word/2015/wordml/symex" xmlns:wpg="http://schemas.microsoft.com/office/word/2010/wordprocessingGroup" xmlns:wpi="http://schemas.microsoft.com/office/word/2010/wordprocessingInk" xmlns:wne="http://schemas.microsoft.com/office/word/2006/wordml" xmlns:wps="http://schemas.microsoft.com/office/word/2010/wordprocessingShape" mc:Ignorable="w14 w15 w16se w16cid w16 w16cex w16sdtdh w16sdtfl w16du wp14">
   <w:p>
     <w:pPr>
       <w:pStyle w:val="Header"/>
@@ -1547,7 +2027,7 @@
 </file>
 
 <file path=word/numbering.xml><?xml version="1.0" encoding="utf-8"?>
-<w:numbering xmlns:wpc="http://schemas.microsoft.com/office/word/2010/wordprocessingCanvas" xmlns:cx="http://schemas.microsoft.com/office/drawing/2014/chartex" xmlns:cx1="http://schemas.microsoft.com/office/drawing/2015/9/8/chartex" xmlns:cx2="http://schemas.microsoft.com/office/drawing/2015/10/21/chartex" xmlns:cx3="http://schemas.microsoft.com/office/drawing/2016/5/9/chartex" xmlns:cx4="http://schemas.microsoft.com/office/drawing/2016/5/10/chartex" xmlns:cx5="http://schemas.microsoft.com/office/drawing/2016/5/11/chartex" xmlns:cx6="http://schemas.microsoft.com/office/drawing/2016/5/12/chartex" xmlns:cx7="http://schemas.microsoft.com/office/drawing/2016/5/13/chartex" xmlns:cx8="http://schemas.microsoft.com/office/drawing/2016/5/14/chartex" xmlns:mc="http://schemas.openxmlformats.org/markup-compatibility/2006" xmlns:m="http://schemas.openxmlformats.org/officeDocument/2006/math" xmlns:aink="http://schemas.microsoft.com/office/drawing/2016/ink" xmlns:am3d="http://schemas.microsoft.com/office/drawing/2017/model3d" xmlns:oel="http://schemas.microsoft.com/office/2019/extlst" xmlns:r="http://schemas.openxmlformats.org/officeDocument/2006/relationships" xmlns:wp14="http://schemas.microsoft.com/office/word/2010/wordprocessingDrawing" xmlns:wp="http://schemas.openxmlformats.org/drawingml/2006/wordprocessingDrawing" xmlns:wpg="http://schemas.microsoft.com/office/word/2010/wordprocessingGroup" xmlns:wpi="http://schemas.microsoft.com/office/word/2010/wordprocessingInk" xmlns:wps="http://schemas.microsoft.com/office/word/2010/wordprocessingShape" xmlns:o="urn:schemas-microsoft-com:office:office" xmlns:v="urn:schemas-microsoft-com:vml" xmlns:w10="urn:schemas-microsoft-com:office:word" xmlns:w="http://schemas.openxmlformats.org/wordprocessingml/2006/main" xmlns:w14="http://schemas.microsoft.com/office/word/2010/wordml" xmlns:w15="http://schemas.microsoft.com/office/word/2012/wordml" xmlns:w16cei="http://schemas.microsoft.com/office/word/2026/wordml/cei" xmlns:w16cex="http://schemas.microsoft.com/office/word/2018/wordml/cex" xmlns:w16cid="http://schemas.microsoft.com/office/word/2016/wordml/cid" xmlns:w16="http://schemas.microsoft.com/office/word/2018/wordml" xmlns:w16sdtdh="http://schemas.microsoft.com/office/word/2020/wordml/sdtdatahash" xmlns:w16sdtfl="http://schemas.microsoft.com/office/word/2024/wordml/sdtformatlock" xmlns:w16se="http://schemas.microsoft.com/office/word/2015/wordml/symex" xmlns:w16du="http://schemas.microsoft.com/office/word/2023/wordml/word16du" xmlns:wne="http://schemas.microsoft.com/office/word/2006/wordml" mc:Ignorable="w14 w15 w16se w16cid w16 w16cex w16sdtdh w16sdtfl w16du wp14">
+<w:numbering xmlns:wpc="http://schemas.microsoft.com/office/word/2010/wordprocessingCanvas" xmlns:cx="http://schemas.microsoft.com/office/drawing/2014/chartex" xmlns:cx1="http://schemas.microsoft.com/office/drawing/2015/9/8/chartex" xmlns:cx2="http://schemas.microsoft.com/office/drawing/2015/10/21/chartex" xmlns:cx3="http://schemas.microsoft.com/office/drawing/2016/5/9/chartex" xmlns:cx4="http://schemas.microsoft.com/office/drawing/2016/5/10/chartex" xmlns:cx5="http://schemas.microsoft.com/office/drawing/2016/5/11/chartex" xmlns:cx6="http://schemas.microsoft.com/office/drawing/2016/5/12/chartex" xmlns:cx7="http://schemas.microsoft.com/office/drawing/2016/5/13/chartex" xmlns:cx8="http://schemas.microsoft.com/office/drawing/2016/5/14/chartex" xmlns:mc="http://schemas.openxmlformats.org/markup-compatibility/2006" xmlns:aink="http://schemas.microsoft.com/office/drawing/2016/ink" xmlns:am3d="http://schemas.microsoft.com/office/drawing/2017/model3d" xmlns:o="urn:schemas-microsoft-com:office:office" xmlns:oel="http://schemas.microsoft.com/office/2019/extlst" xmlns:r="http://schemas.openxmlformats.org/officeDocument/2006/relationships" xmlns:m="http://schemas.openxmlformats.org/officeDocument/2006/math" xmlns:v="urn:schemas-microsoft-com:vml" xmlns:wp14="http://schemas.microsoft.com/office/word/2010/wordprocessingDrawing" xmlns:wp="http://schemas.openxmlformats.org/drawingml/2006/wordprocessingDrawing" xmlns:w10="urn:schemas-microsoft-com:office:word" xmlns:w="http://schemas.openxmlformats.org/wordprocessingml/2006/main" xmlns:w14="http://schemas.microsoft.com/office/word/2010/wordml" xmlns:w15="http://schemas.microsoft.com/office/word/2012/wordml" xmlns:w16cex="http://schemas.microsoft.com/office/word/2018/wordml/cex" xmlns:w16cid="http://schemas.microsoft.com/office/word/2016/wordml/cid" xmlns:w16="http://schemas.microsoft.com/office/word/2018/wordml" xmlns:w16du="http://schemas.microsoft.com/office/word/2023/wordml/word16du" xmlns:w16sdtdh="http://schemas.microsoft.com/office/word/2020/wordml/sdtdatahash" xmlns:w16sdtfl="http://schemas.microsoft.com/office/word/2024/wordml/sdtformatlock" xmlns:w16se="http://schemas.microsoft.com/office/word/2015/wordml/symex" xmlns:wpg="http://schemas.microsoft.com/office/word/2010/wordprocessingGroup" xmlns:wpi="http://schemas.microsoft.com/office/word/2010/wordprocessingInk" xmlns:wne="http://schemas.microsoft.com/office/word/2006/wordml" xmlns:wps="http://schemas.microsoft.com/office/word/2010/wordprocessingShape" mc:Ignorable="w14 w15 w16se w16cid w16 w16cex w16sdtdh w16sdtfl w16du wp14">
   <w:abstractNum w:abstractNumId="0" w15:restartNumberingAfterBreak="0">
     <w:nsid w:val="FFFFFF7C"/>
     <w:multiLevelType w:val="singleLevel"/>
@@ -1716,6 +2196,268 @@
       </w:pPr>
       <w:rPr>
         <w:rFonts w:ascii="Symbol" w:hAnsi="Symbol" w:hint="default"/>
+      </w:rPr>
+    </w:lvl>
+  </w:abstractNum>
+  <w:abstractNum w:abstractNumId="9" w15:restartNumberingAfterBreak="0">
+    <w:nsid w:val="24E7753E"/>
+    <w:multiLevelType w:val="hybridMultilevel"/>
+    <w:tmpl w:val="29203F7C"/>
+    <w:lvl w:ilvl="0" w:tplc="04090001">
+      <w:start w:val="1"/>
+      <w:numFmt w:val="bullet"/>
+      <w:lvlText w:val=""/>
+      <w:lvlJc w:val="left"/>
+      <w:pPr>
+        <w:ind w:left="720" w:hanging="360"/>
+      </w:pPr>
+      <w:rPr>
+        <w:rFonts w:ascii="Symbol" w:hAnsi="Symbol" w:hint="default"/>
+      </w:rPr>
+    </w:lvl>
+    <w:lvl w:ilvl="1" w:tplc="04090003" w:tentative="1">
+      <w:start w:val="1"/>
+      <w:numFmt w:val="bullet"/>
+      <w:lvlText w:val="o"/>
+      <w:lvlJc w:val="left"/>
+      <w:pPr>
+        <w:ind w:left="1440" w:hanging="360"/>
+      </w:pPr>
+      <w:rPr>
+        <w:rFonts w:ascii="Courier New" w:hAnsi="Courier New" w:cs="Courier New" w:hint="default"/>
+      </w:rPr>
+    </w:lvl>
+    <w:lvl w:ilvl="2" w:tplc="04090005" w:tentative="1">
+      <w:start w:val="1"/>
+      <w:numFmt w:val="bullet"/>
+      <w:lvlText w:val=""/>
+      <w:lvlJc w:val="left"/>
+      <w:pPr>
+        <w:ind w:left="2160" w:hanging="360"/>
+      </w:pPr>
+      <w:rPr>
+        <w:rFonts w:ascii="Wingdings" w:hAnsi="Wingdings" w:hint="default"/>
+      </w:rPr>
+    </w:lvl>
+    <w:lvl w:ilvl="3" w:tplc="04090001" w:tentative="1">
+      <w:start w:val="1"/>
+      <w:numFmt w:val="bullet"/>
+      <w:lvlText w:val=""/>
+      <w:lvlJc w:val="left"/>
+      <w:pPr>
+        <w:ind w:left="2880" w:hanging="360"/>
+      </w:pPr>
+      <w:rPr>
+        <w:rFonts w:ascii="Symbol" w:hAnsi="Symbol" w:hint="default"/>
+      </w:rPr>
+    </w:lvl>
+    <w:lvl w:ilvl="4" w:tplc="04090003" w:tentative="1">
+      <w:start w:val="1"/>
+      <w:numFmt w:val="bullet"/>
+      <w:lvlText w:val="o"/>
+      <w:lvlJc w:val="left"/>
+      <w:pPr>
+        <w:ind w:left="3600" w:hanging="360"/>
+      </w:pPr>
+      <w:rPr>
+        <w:rFonts w:ascii="Courier New" w:hAnsi="Courier New" w:cs="Courier New" w:hint="default"/>
+      </w:rPr>
+    </w:lvl>
+    <w:lvl w:ilvl="5" w:tplc="04090005" w:tentative="1">
+      <w:start w:val="1"/>
+      <w:numFmt w:val="bullet"/>
+      <w:lvlText w:val=""/>
+      <w:lvlJc w:val="left"/>
+      <w:pPr>
+        <w:ind w:left="4320" w:hanging="360"/>
+      </w:pPr>
+      <w:rPr>
+        <w:rFonts w:ascii="Wingdings" w:hAnsi="Wingdings" w:hint="default"/>
+      </w:rPr>
+    </w:lvl>
+    <w:lvl w:ilvl="6" w:tplc="04090001" w:tentative="1">
+      <w:start w:val="1"/>
+      <w:numFmt w:val="bullet"/>
+      <w:lvlText w:val=""/>
+      <w:lvlJc w:val="left"/>
+      <w:pPr>
+        <w:ind w:left="5040" w:hanging="360"/>
+      </w:pPr>
+      <w:rPr>
+        <w:rFonts w:ascii="Symbol" w:hAnsi="Symbol" w:hint="default"/>
+      </w:rPr>
+    </w:lvl>
+    <w:lvl w:ilvl="7" w:tplc="04090003" w:tentative="1">
+      <w:start w:val="1"/>
+      <w:numFmt w:val="bullet"/>
+      <w:lvlText w:val="o"/>
+      <w:lvlJc w:val="left"/>
+      <w:pPr>
+        <w:ind w:left="5760" w:hanging="360"/>
+      </w:pPr>
+      <w:rPr>
+        <w:rFonts w:ascii="Courier New" w:hAnsi="Courier New" w:cs="Courier New" w:hint="default"/>
+      </w:rPr>
+    </w:lvl>
+    <w:lvl w:ilvl="8" w:tplc="04090005" w:tentative="1">
+      <w:start w:val="1"/>
+      <w:numFmt w:val="bullet"/>
+      <w:lvlText w:val=""/>
+      <w:lvlJc w:val="left"/>
+      <w:pPr>
+        <w:ind w:left="6480" w:hanging="360"/>
+      </w:pPr>
+      <w:rPr>
+        <w:rFonts w:ascii="Wingdings" w:hAnsi="Wingdings" w:hint="default"/>
+      </w:rPr>
+    </w:lvl>
+  </w:abstractNum>
+  <w:abstractNum w:abstractNumId="10" w15:restartNumberingAfterBreak="0">
+    <w:nsid w:val="64084286"/>
+    <w:multiLevelType w:val="multilevel"/>
+    <w:tmpl w:val="A260ECEC"/>
+    <w:lvl w:ilvl="0">
+      <w:start w:val="1"/>
+      <w:numFmt w:val="bullet"/>
+      <w:lvlText w:val=""/>
+      <w:lvlJc w:val="left"/>
+      <w:pPr>
+        <w:tabs>
+          <w:tab w:val="num" w:pos="720"/>
+        </w:tabs>
+        <w:ind w:left="720" w:hanging="360"/>
+      </w:pPr>
+      <w:rPr>
+        <w:rFonts w:ascii="Symbol" w:hAnsi="Symbol" w:hint="default"/>
+        <w:sz w:val="20"/>
+      </w:rPr>
+    </w:lvl>
+    <w:lvl w:ilvl="1" w:tentative="1">
+      <w:start w:val="1"/>
+      <w:numFmt w:val="bullet"/>
+      <w:lvlText w:val="o"/>
+      <w:lvlJc w:val="left"/>
+      <w:pPr>
+        <w:tabs>
+          <w:tab w:val="num" w:pos="1440"/>
+        </w:tabs>
+        <w:ind w:left="1440" w:hanging="360"/>
+      </w:pPr>
+      <w:rPr>
+        <w:rFonts w:ascii="Courier New" w:hAnsi="Courier New" w:hint="default"/>
+        <w:sz w:val="20"/>
+      </w:rPr>
+    </w:lvl>
+    <w:lvl w:ilvl="2" w:tentative="1">
+      <w:start w:val="1"/>
+      <w:numFmt w:val="bullet"/>
+      <w:lvlText w:val=""/>
+      <w:lvlJc w:val="left"/>
+      <w:pPr>
+        <w:tabs>
+          <w:tab w:val="num" w:pos="2160"/>
+        </w:tabs>
+        <w:ind w:left="2160" w:hanging="360"/>
+      </w:pPr>
+      <w:rPr>
+        <w:rFonts w:ascii="Wingdings" w:hAnsi="Wingdings" w:hint="default"/>
+        <w:sz w:val="20"/>
+      </w:rPr>
+    </w:lvl>
+    <w:lvl w:ilvl="3" w:tentative="1">
+      <w:start w:val="1"/>
+      <w:numFmt w:val="bullet"/>
+      <w:lvlText w:val=""/>
+      <w:lvlJc w:val="left"/>
+      <w:pPr>
+        <w:tabs>
+          <w:tab w:val="num" w:pos="2880"/>
+        </w:tabs>
+        <w:ind w:left="2880" w:hanging="360"/>
+      </w:pPr>
+      <w:rPr>
+        <w:rFonts w:ascii="Wingdings" w:hAnsi="Wingdings" w:hint="default"/>
+        <w:sz w:val="20"/>
+      </w:rPr>
+    </w:lvl>
+    <w:lvl w:ilvl="4" w:tentative="1">
+      <w:start w:val="1"/>
+      <w:numFmt w:val="bullet"/>
+      <w:lvlText w:val=""/>
+      <w:lvlJc w:val="left"/>
+      <w:pPr>
+        <w:tabs>
+          <w:tab w:val="num" w:pos="3600"/>
+        </w:tabs>
+        <w:ind w:left="3600" w:hanging="360"/>
+      </w:pPr>
+      <w:rPr>
+        <w:rFonts w:ascii="Wingdings" w:hAnsi="Wingdings" w:hint="default"/>
+        <w:sz w:val="20"/>
+      </w:rPr>
+    </w:lvl>
+    <w:lvl w:ilvl="5" w:tentative="1">
+      <w:start w:val="1"/>
+      <w:numFmt w:val="bullet"/>
+      <w:lvlText w:val=""/>
+      <w:lvlJc w:val="left"/>
+      <w:pPr>
+        <w:tabs>
+          <w:tab w:val="num" w:pos="4320"/>
+        </w:tabs>
+        <w:ind w:left="4320" w:hanging="360"/>
+      </w:pPr>
+      <w:rPr>
+        <w:rFonts w:ascii="Wingdings" w:hAnsi="Wingdings" w:hint="default"/>
+        <w:sz w:val="20"/>
+      </w:rPr>
+    </w:lvl>
+    <w:lvl w:ilvl="6" w:tentative="1">
+      <w:start w:val="1"/>
+      <w:numFmt w:val="bullet"/>
+      <w:lvlText w:val=""/>
+      <w:lvlJc w:val="left"/>
+      <w:pPr>
+        <w:tabs>
+          <w:tab w:val="num" w:pos="5040"/>
+        </w:tabs>
+        <w:ind w:left="5040" w:hanging="360"/>
+      </w:pPr>
+      <w:rPr>
+        <w:rFonts w:ascii="Wingdings" w:hAnsi="Wingdings" w:hint="default"/>
+        <w:sz w:val="20"/>
+      </w:rPr>
+    </w:lvl>
+    <w:lvl w:ilvl="7" w:tentative="1">
+      <w:start w:val="1"/>
+      <w:numFmt w:val="bullet"/>
+      <w:lvlText w:val=""/>
+      <w:lvlJc w:val="left"/>
+      <w:pPr>
+        <w:tabs>
+          <w:tab w:val="num" w:pos="5760"/>
+        </w:tabs>
+        <w:ind w:left="5760" w:hanging="360"/>
+      </w:pPr>
+      <w:rPr>
+        <w:rFonts w:ascii="Wingdings" w:hAnsi="Wingdings" w:hint="default"/>
+        <w:sz w:val="20"/>
+      </w:rPr>
+    </w:lvl>
+    <w:lvl w:ilvl="8" w:tentative="1">
+      <w:start w:val="1"/>
+      <w:numFmt w:val="bullet"/>
+      <w:lvlText w:val=""/>
+      <w:lvlJc w:val="left"/>
+      <w:pPr>
+        <w:tabs>
+          <w:tab w:val="num" w:pos="6480"/>
+        </w:tabs>
+        <w:ind w:left="6480" w:hanging="360"/>
+      </w:pPr>
+      <w:rPr>
+        <w:rFonts w:ascii="Wingdings" w:hAnsi="Wingdings" w:hint="default"/>
+        <w:sz w:val="20"/>
       </w:rPr>
     </w:lvl>
   </w:abstractNum>
@@ -1746,11 +2488,17 @@
   <w:num w:numId="9" w16cid:durableId="2109152455">
     <w:abstractNumId w:val="0"/>
   </w:num>
+  <w:num w:numId="10" w16cid:durableId="1371758427">
+    <w:abstractNumId w:val="10"/>
+  </w:num>
+  <w:num w:numId="11" w16cid:durableId="317269528">
+    <w:abstractNumId w:val="9"/>
+  </w:num>
 </w:numbering>
 </file>
 
 <file path=word/styles.xml><?xml version="1.0" encoding="utf-8"?>
-<w:styles xmlns:mc="http://schemas.openxmlformats.org/markup-compatibility/2006" xmlns:r="http://schemas.openxmlformats.org/officeDocument/2006/relationships" xmlns:w="http://schemas.openxmlformats.org/wordprocessingml/2006/main" xmlns:w14="http://schemas.microsoft.com/office/word/2010/wordml" xmlns:w15="http://schemas.microsoft.com/office/word/2012/wordml" xmlns:w16cex="http://schemas.microsoft.com/office/word/2018/wordml/cex" xmlns:w16cid="http://schemas.microsoft.com/office/word/2016/wordml/cid" xmlns:w16="http://schemas.microsoft.com/office/word/2018/wordml" xmlns:w16sdtdh="http://schemas.microsoft.com/office/word/2020/wordml/sdtdatahash" xmlns:w16sdtfl="http://schemas.microsoft.com/office/word/2024/wordml/sdtformatlock" xmlns:w16se="http://schemas.microsoft.com/office/word/2015/wordml/symex" xmlns:w16du="http://schemas.microsoft.com/office/word/2023/wordml/word16du" mc:Ignorable="w14 w15 w16se w16cid w16 w16cex w16sdtdh w16sdtfl w16du">
+<w:styles xmlns:mc="http://schemas.openxmlformats.org/markup-compatibility/2006" xmlns:r="http://schemas.openxmlformats.org/officeDocument/2006/relationships" xmlns:w="http://schemas.openxmlformats.org/wordprocessingml/2006/main" xmlns:w14="http://schemas.microsoft.com/office/word/2010/wordml" xmlns:w15="http://schemas.microsoft.com/office/word/2012/wordml" xmlns:w16cex="http://schemas.microsoft.com/office/word/2018/wordml/cex" xmlns:w16cid="http://schemas.microsoft.com/office/word/2016/wordml/cid" xmlns:w16="http://schemas.microsoft.com/office/word/2018/wordml" xmlns:w16du="http://schemas.microsoft.com/office/word/2023/wordml/word16du" xmlns:w16sdtdh="http://schemas.microsoft.com/office/word/2020/wordml/sdtdatahash" xmlns:w16sdtfl="http://schemas.microsoft.com/office/word/2024/wordml/sdtformatlock" xmlns:w16se="http://schemas.microsoft.com/office/word/2015/wordml/symex" mc:Ignorable="w14 w15 w16se w16cid w16 w16cex w16sdtdh w16sdtfl w16du">
   <w:docDefaults>
     <w:rPrDefault>
       <w:rPr>
@@ -2355,7 +3103,6 @@
   <w:style w:type="character" w:default="1" w:styleId="DefaultParagraphFont">
     <w:name w:val="Default Paragraph Font"/>
     <w:uiPriority w:val="1"/>
-    <w:semiHidden/>
     <w:unhideWhenUsed/>
   </w:style>
   <w:style w:type="table" w:default="1" w:styleId="TableNormal">
@@ -13131,6 +13878,19 @@
         <w:shd w:val="clear" w:color="auto" w:fill="FBCAA2" w:themeFill="accent6" w:themeFillTint="7F"/>
       </w:tcPr>
     </w:tblStylePr>
+  </w:style>
+  <w:style w:type="paragraph" w:styleId="NormalWeb">
+    <w:name w:val="Normal (Web)"/>
+    <w:basedOn w:val="Normal"/>
+    <w:uiPriority w:val="99"/>
+    <w:semiHidden/>
+    <w:unhideWhenUsed/>
+    <w:rsid w:val="00D24CF3"/>
+    <w:rPr>
+      <w:rFonts w:ascii="Times New Roman" w:hAnsi="Times New Roman" w:cs="Times New Roman"/>
+      <w:sz w:val="24"/>
+      <w:szCs w:val="24"/>
+    </w:rPr>
   </w:style>
 </w:styles>
 </file>
